--- a/docs/Project_Documentation.docx
+++ b/docs/Project_Documentation.docx
@@ -6,11 +6,12 @@
       <w:pPr>
         <w:pStyle w:val="Heading1"/>
         <w:bidi w:val="0"/>
-        <w:spacing w:lineRule="auto" w:line="328" w:before="0" w:after="120"/>
+        <w:spacing w:lineRule="auto" w:line="326" w:before="0" w:after="120"/>
         <w:ind w:hanging="0" w:start="0" w:end="0"/>
         <w:rPr>
           <w:rFonts w:ascii="Google Sans;sans-serif" w:hAnsi="Google Sans;sans-serif"/>
           <w:b/>
+          <w:i w:val="false"/>
           <w:i w:val="false"/>
           <w:caps w:val="false"/>
           <w:smallCaps w:val="false"/>
@@ -47,7 +48,7 @@
       <w:pPr>
         <w:pStyle w:val="BodyText"/>
         <w:bidi w:val="0"/>
-        <w:spacing w:lineRule="auto" w:line="328" w:before="0" w:after="240"/>
+        <w:spacing w:lineRule="auto" w:line="326" w:before="0" w:after="240"/>
         <w:ind w:hanging="0" w:start="0" w:end="0"/>
         <w:rPr>
           <w:b w:val="false"/>
@@ -106,7 +107,7 @@
       <w:pPr>
         <w:pStyle w:val="BodyText"/>
         <w:bidi w:val="0"/>
-        <w:spacing w:lineRule="auto" w:line="328" w:before="0" w:after="240"/>
+        <w:spacing w:lineRule="auto" w:line="326" w:before="0" w:after="240"/>
         <w:ind w:hanging="0" w:start="0" w:end="0"/>
         <w:rPr>
           <w:b w:val="false"/>
@@ -158,14 +159,82 @@
           <w:effect w:val="none"/>
           <w:shd w:fill="auto" w:val="clear"/>
         </w:rPr>
-        <w:t>January 06, 2026</w:t>
+        <w:t>J</w:t>
+      </w:r>
+      <w:r>
+        <w:rPr>
+          <w:rFonts w:ascii="Google Sans Text;sans-serif" w:hAnsi="Google Sans Text;sans-serif"/>
+          <w:b w:val="false"/>
+          <w:i w:val="false"/>
+          <w:caps w:val="false"/>
+          <w:smallCaps w:val="false"/>
+          <w:strike w:val="false"/>
+          <w:dstrike w:val="false"/>
+          <w:color w:val="1F1F1F"/>
+          <w:sz w:val="22"/>
+          <w:u w:val="none"/>
+          <w:effect w:val="none"/>
+          <w:shd w:fill="auto" w:val="clear"/>
+        </w:rPr>
+        <w:t>uly</w:t>
+      </w:r>
+      <w:r>
+        <w:rPr>
+          <w:rFonts w:ascii="Google Sans Text;sans-serif" w:hAnsi="Google Sans Text;sans-serif"/>
+          <w:b w:val="false"/>
+          <w:i w:val="false"/>
+          <w:caps w:val="false"/>
+          <w:smallCaps w:val="false"/>
+          <w:strike w:val="false"/>
+          <w:dstrike w:val="false"/>
+          <w:color w:val="1F1F1F"/>
+          <w:sz w:val="22"/>
+          <w:u w:val="none"/>
+          <w:effect w:val="none"/>
+          <w:shd w:fill="auto" w:val="clear"/>
+        </w:rPr>
+        <w:t xml:space="preserve"> </w:t>
+      </w:r>
+      <w:r>
+        <w:rPr>
+          <w:rFonts w:ascii="Google Sans Text;sans-serif" w:hAnsi="Google Sans Text;sans-serif"/>
+          <w:b w:val="false"/>
+          <w:i w:val="false"/>
+          <w:caps w:val="false"/>
+          <w:smallCaps w:val="false"/>
+          <w:strike w:val="false"/>
+          <w:dstrike w:val="false"/>
+          <w:color w:val="1F1F1F"/>
+          <w:sz w:val="22"/>
+          <w:u w:val="none"/>
+          <w:effect w:val="none"/>
+          <w:shd w:fill="auto" w:val="clear"/>
+        </w:rPr>
+        <w:t>12</w:t>
+      </w:r>
+      <w:r>
+        <w:rPr>
+          <w:rFonts w:ascii="Google Sans Text;sans-serif" w:hAnsi="Google Sans Text;sans-serif"/>
+          <w:b w:val="false"/>
+          <w:i w:val="false"/>
+          <w:caps w:val="false"/>
+          <w:smallCaps w:val="false"/>
+          <w:strike w:val="false"/>
+          <w:dstrike w:val="false"/>
+          <w:color w:val="1F1F1F"/>
+          <w:sz w:val="22"/>
+          <w:u w:val="none"/>
+          <w:effect w:val="none"/>
+          <w:shd w:fill="auto" w:val="clear"/>
+        </w:rPr>
+        <w:t>, 2026</w:t>
       </w:r>
     </w:p>
     <w:p>
       <w:pPr>
         <w:pStyle w:val="BodyText"/>
         <w:bidi w:val="0"/>
-        <w:spacing w:lineRule="auto" w:line="328" w:before="0" w:after="240"/>
+        <w:spacing w:lineRule="auto" w:line="326" w:before="0" w:after="240"/>
         <w:ind w:hanging="0" w:start="0" w:end="0"/>
         <w:rPr>
           <w:b w:val="false"/>
@@ -224,11 +293,12 @@
       <w:pPr>
         <w:pStyle w:val="Heading2"/>
         <w:bidi w:val="0"/>
-        <w:spacing w:lineRule="auto" w:line="328" w:before="0" w:after="120"/>
+        <w:spacing w:lineRule="auto" w:line="326" w:before="0" w:after="120"/>
         <w:ind w:hanging="0" w:start="0" w:end="0"/>
         <w:rPr>
           <w:rFonts w:ascii="Google Sans;sans-serif" w:hAnsi="Google Sans;sans-serif"/>
           <w:b/>
+          <w:i w:val="false"/>
           <w:i w:val="false"/>
           <w:caps w:val="false"/>
           <w:smallCaps w:val="false"/>
@@ -263,7 +333,7 @@
       <w:tblPr>
         <w:tblW w:w="9638" w:type="dxa"/>
         <w:jc w:val="start"/>
-        <w:tblInd w:w="-7" w:type="dxa"/>
+        <w:tblInd w:w="-6" w:type="dxa"/>
         <w:tblLayout w:type="fixed"/>
         <w:tblCellMar>
           <w:top w:w="120" w:type="dxa"/>
@@ -273,15 +343,15 @@
         </w:tblCellMar>
       </w:tblPr>
       <w:tblGrid>
-        <w:gridCol w:w="3208"/>
+        <w:gridCol w:w="3207"/>
         <w:gridCol w:w="3192"/>
-        <w:gridCol w:w="3238"/>
+        <w:gridCol w:w="3239"/>
       </w:tblGrid>
       <w:tr>
         <w:trPr/>
         <w:tc>
           <w:tcPr>
-            <w:tcW w:w="3208" w:type="dxa"/>
+            <w:tcW w:w="3207" w:type="dxa"/>
             <w:tcBorders>
               <w:top w:val="single" w:sz="6" w:space="0" w:color="000000"/>
               <w:start w:val="single" w:sz="6" w:space="0" w:color="000000"/>
@@ -295,11 +365,12 @@
             <w:pPr>
               <w:pStyle w:val="TableContents"/>
               <w:bidi w:val="0"/>
-              <w:spacing w:lineRule="auto" w:line="328" w:before="120" w:after="120"/>
+              <w:spacing w:lineRule="auto" w:line="326" w:before="120" w:after="120"/>
               <w:ind w:hanging="0" w:start="0" w:end="0"/>
               <w:rPr>
                 <w:rFonts w:ascii="Google Sans Text;sans-serif" w:hAnsi="Google Sans Text;sans-serif"/>
                 <w:b/>
+                <w:i w:val="false"/>
                 <w:i w:val="false"/>
                 <w:caps w:val="false"/>
                 <w:smallCaps w:val="false"/>
@@ -347,11 +418,12 @@
             <w:pPr>
               <w:pStyle w:val="TableContents"/>
               <w:bidi w:val="0"/>
-              <w:spacing w:lineRule="auto" w:line="328" w:before="120" w:after="120"/>
+              <w:spacing w:lineRule="auto" w:line="326" w:before="120" w:after="120"/>
               <w:ind w:hanging="0" w:start="0" w:end="0"/>
               <w:rPr>
                 <w:rFonts w:ascii="Google Sans Text;sans-serif" w:hAnsi="Google Sans Text;sans-serif"/>
                 <w:b/>
+                <w:i w:val="false"/>
                 <w:i w:val="false"/>
                 <w:caps w:val="false"/>
                 <w:smallCaps w:val="false"/>
@@ -385,7 +457,7 @@
         </w:tc>
         <w:tc>
           <w:tcPr>
-            <w:tcW w:w="3238" w:type="dxa"/>
+            <w:tcW w:w="3239" w:type="dxa"/>
             <w:tcBorders>
               <w:top w:val="single" w:sz="6" w:space="0" w:color="000000"/>
               <w:start w:val="single" w:sz="6" w:space="0" w:color="000000"/>
@@ -399,11 +471,12 @@
             <w:pPr>
               <w:pStyle w:val="TableContents"/>
               <w:bidi w:val="0"/>
-              <w:spacing w:lineRule="auto" w:line="328" w:before="120" w:after="120"/>
+              <w:spacing w:lineRule="auto" w:line="326" w:before="120" w:after="120"/>
               <w:ind w:hanging="0" w:start="0" w:end="0"/>
               <w:rPr>
                 <w:rFonts w:ascii="Google Sans Text;sans-serif" w:hAnsi="Google Sans Text;sans-serif"/>
                 <w:b/>
+                <w:i w:val="false"/>
                 <w:i w:val="false"/>
                 <w:caps w:val="false"/>
                 <w:smallCaps w:val="false"/>
@@ -440,7 +513,7 @@
         <w:trPr/>
         <w:tc>
           <w:tcPr>
-            <w:tcW w:w="3208" w:type="dxa"/>
+            <w:tcW w:w="3207" w:type="dxa"/>
             <w:tcBorders>
               <w:top w:val="single" w:sz="6" w:space="0" w:color="000000"/>
               <w:start w:val="single" w:sz="6" w:space="0" w:color="000000"/>
@@ -454,11 +527,12 @@
             <w:pPr>
               <w:pStyle w:val="TableContents"/>
               <w:bidi w:val="0"/>
-              <w:spacing w:lineRule="auto" w:line="328" w:before="0" w:after="0"/>
+              <w:spacing w:lineRule="auto" w:line="326" w:before="0" w:after="0"/>
               <w:ind w:hanging="0" w:start="0" w:end="0"/>
               <w:rPr>
                 <w:rFonts w:ascii="Google Sans Text;sans-serif" w:hAnsi="Google Sans Text;sans-serif"/>
                 <w:b/>
+                <w:i w:val="false"/>
                 <w:i w:val="false"/>
                 <w:caps w:val="false"/>
                 <w:smallCaps w:val="false"/>
@@ -506,11 +580,12 @@
             <w:pPr>
               <w:pStyle w:val="TableContents"/>
               <w:bidi w:val="0"/>
-              <w:spacing w:lineRule="auto" w:line="328" w:before="0" w:after="0"/>
+              <w:spacing w:lineRule="auto" w:line="326" w:before="0" w:after="0"/>
               <w:ind w:hanging="0" w:start="0" w:end="0"/>
               <w:rPr>
                 <w:rFonts w:ascii="Google Sans Text;sans-serif" w:hAnsi="Google Sans Text;sans-serif"/>
                 <w:b w:val="false"/>
+                <w:i w:val="false"/>
                 <w:i w:val="false"/>
                 <w:caps w:val="false"/>
                 <w:smallCaps w:val="false"/>
@@ -544,7 +619,7 @@
         </w:tc>
         <w:tc>
           <w:tcPr>
-            <w:tcW w:w="3238" w:type="dxa"/>
+            <w:tcW w:w="3239" w:type="dxa"/>
             <w:tcBorders>
               <w:top w:val="single" w:sz="6" w:space="0" w:color="000000"/>
               <w:start w:val="single" w:sz="6" w:space="0" w:color="000000"/>
@@ -558,11 +633,12 @@
             <w:pPr>
               <w:pStyle w:val="TableContents"/>
               <w:bidi w:val="0"/>
-              <w:spacing w:lineRule="auto" w:line="328" w:before="0" w:after="0"/>
+              <w:spacing w:lineRule="auto" w:line="326" w:before="0" w:after="0"/>
               <w:ind w:hanging="0" w:start="0" w:end="0"/>
               <w:rPr>
                 <w:rFonts w:ascii="Google Sans Text;sans-serif" w:hAnsi="Google Sans Text;sans-serif"/>
                 <w:b w:val="false"/>
+                <w:i w:val="false"/>
                 <w:i w:val="false"/>
                 <w:caps w:val="false"/>
                 <w:smallCaps w:val="false"/>
@@ -591,33 +667,27 @@
                 <w:shd w:fill="auto" w:val="clear"/>
               </w:rPr>
               <w:t>Pipeline Orchestration &amp; DevOps</w:t>
+              <w:br/>
+              <w:br/>
+              <w:t>Frontend Development (Django)</w:t>
+              <w:br/>
+              <w:br/>
+              <w:t>Backend API (FastAPI)</w:t>
+              <w:br/>
+              <w:br/>
+              <w:t>ML Model Integration</w:t>
             </w:r>
           </w:p>
-        </w:tc>
-      </w:tr>
-      <w:tr>
-        <w:trPr/>
-        <w:tc>
-          <w:tcPr>
-            <w:tcW w:w="3208" w:type="dxa"/>
-            <w:tcBorders>
-              <w:top w:val="single" w:sz="6" w:space="0" w:color="000000"/>
-              <w:start w:val="single" w:sz="6" w:space="0" w:color="000000"/>
-              <w:bottom w:val="single" w:sz="6" w:space="0" w:color="000000"/>
-              <w:end w:val="single" w:sz="6" w:space="0" w:color="000000"/>
-            </w:tcBorders>
-            <w:shd w:fill="F8FAFD" w:val="clear"/>
-            <w:vAlign w:val="center"/>
-          </w:tcPr>
           <w:p>
             <w:pPr>
               <w:pStyle w:val="TableContents"/>
               <w:bidi w:val="0"/>
-              <w:spacing w:lineRule="auto" w:line="328" w:before="0" w:after="0"/>
+              <w:spacing w:lineRule="auto" w:line="326" w:before="0" w:after="0"/>
               <w:ind w:hanging="0" w:start="0" w:end="0"/>
               <w:rPr>
                 <w:rFonts w:ascii="Google Sans Text;sans-serif" w:hAnsi="Google Sans Text;sans-serif"/>
-                <w:b/>
+                <w:b w:val="false"/>
+                <w:i w:val="false"/>
                 <w:i w:val="false"/>
                 <w:caps w:val="false"/>
                 <w:smallCaps w:val="false"/>
@@ -631,574 +701,19 @@
               </w:rPr>
             </w:pPr>
             <w:r>
-              <w:rPr>
-                <w:rFonts w:ascii="Google Sans Text;sans-serif" w:hAnsi="Google Sans Text;sans-serif"/>
-                <w:b/>
-                <w:i w:val="false"/>
-                <w:caps w:val="false"/>
-                <w:smallCaps w:val="false"/>
-                <w:strike w:val="false"/>
-                <w:dstrike w:val="false"/>
-                <w:color w:val="1F1F1F"/>
-                <w:sz w:val="22"/>
-                <w:u w:val="none"/>
-                <w:effect w:val="none"/>
-                <w:shd w:fill="auto" w:val="clear"/>
-              </w:rPr>
-              <w:t>HARSHITHA S</w:t>
+              <w:rPr/>
             </w:r>
           </w:p>
-        </w:tc>
-        <w:tc>
-          <w:tcPr>
-            <w:tcW w:w="3192" w:type="dxa"/>
-            <w:tcBorders>
-              <w:top w:val="single" w:sz="6" w:space="0" w:color="000000"/>
-              <w:start w:val="single" w:sz="6" w:space="0" w:color="000000"/>
-              <w:bottom w:val="single" w:sz="6" w:space="0" w:color="000000"/>
-              <w:end w:val="single" w:sz="6" w:space="0" w:color="000000"/>
-            </w:tcBorders>
-            <w:shd w:fill="F8FAFD" w:val="clear"/>
-            <w:vAlign w:val="center"/>
-          </w:tcPr>
           <w:p>
             <w:pPr>
               <w:pStyle w:val="TableContents"/>
               <w:bidi w:val="0"/>
-              <w:spacing w:lineRule="auto" w:line="328" w:before="0" w:after="0"/>
+              <w:spacing w:lineRule="auto" w:line="326" w:before="0" w:after="0"/>
               <w:ind w:hanging="0" w:start="0" w:end="0"/>
               <w:rPr>
                 <w:rFonts w:ascii="Google Sans Text;sans-serif" w:hAnsi="Google Sans Text;sans-serif"/>
                 <w:b w:val="false"/>
                 <w:i w:val="false"/>
-                <w:caps w:val="false"/>
-                <w:smallCaps w:val="false"/>
-                <w:strike w:val="false"/>
-                <w:dstrike w:val="false"/>
-                <w:color w:val="1F1F1F"/>
-                <w:sz w:val="22"/>
-                <w:u w:val="none"/>
-                <w:effect w:val="none"/>
-                <w:shd w:fill="auto" w:val="clear"/>
-              </w:rPr>
-            </w:pPr>
-            <w:r>
-              <w:rPr>
-                <w:rFonts w:ascii="Google Sans Text;sans-serif" w:hAnsi="Google Sans Text;sans-serif"/>
-                <w:b w:val="false"/>
-                <w:i w:val="false"/>
-                <w:caps w:val="false"/>
-                <w:smallCaps w:val="false"/>
-                <w:strike w:val="false"/>
-                <w:dstrike w:val="false"/>
-                <w:color w:val="1F1F1F"/>
-                <w:sz w:val="22"/>
-                <w:u w:val="none"/>
-                <w:effect w:val="none"/>
-                <w:shd w:fill="auto" w:val="clear"/>
-              </w:rPr>
-              <w:t>2024AA05282</w:t>
-            </w:r>
-          </w:p>
-        </w:tc>
-        <w:tc>
-          <w:tcPr>
-            <w:tcW w:w="3238" w:type="dxa"/>
-            <w:tcBorders>
-              <w:top w:val="single" w:sz="6" w:space="0" w:color="000000"/>
-              <w:start w:val="single" w:sz="6" w:space="0" w:color="000000"/>
-              <w:bottom w:val="single" w:sz="6" w:space="0" w:color="000000"/>
-              <w:end w:val="single" w:sz="6" w:space="0" w:color="000000"/>
-            </w:tcBorders>
-            <w:shd w:fill="F8FAFD" w:val="clear"/>
-            <w:vAlign w:val="center"/>
-          </w:tcPr>
-          <w:p>
-            <w:pPr>
-              <w:pStyle w:val="TableContents"/>
-              <w:bidi w:val="0"/>
-              <w:spacing w:lineRule="auto" w:line="328" w:before="0" w:after="0"/>
-              <w:ind w:hanging="0" w:start="0" w:end="0"/>
-              <w:rPr>
-                <w:rFonts w:ascii="Google Sans Text;sans-serif" w:hAnsi="Google Sans Text;sans-serif"/>
-                <w:b w:val="false"/>
-                <w:i w:val="false"/>
-                <w:caps w:val="false"/>
-                <w:smallCaps w:val="false"/>
-                <w:strike w:val="false"/>
-                <w:dstrike w:val="false"/>
-                <w:color w:val="1F1F1F"/>
-                <w:sz w:val="22"/>
-                <w:u w:val="none"/>
-                <w:effect w:val="none"/>
-                <w:shd w:fill="auto" w:val="clear"/>
-              </w:rPr>
-            </w:pPr>
-            <w:r>
-              <w:rPr>
-                <w:rFonts w:ascii="Google Sans Text;sans-serif" w:hAnsi="Google Sans Text;sans-serif"/>
-                <w:b w:val="false"/>
-                <w:i w:val="false"/>
-                <w:caps w:val="false"/>
-                <w:smallCaps w:val="false"/>
-                <w:strike w:val="false"/>
-                <w:dstrike w:val="false"/>
-                <w:color w:val="1F1F1F"/>
-                <w:sz w:val="22"/>
-                <w:u w:val="none"/>
-                <w:effect w:val="none"/>
-                <w:shd w:fill="auto" w:val="clear"/>
-              </w:rPr>
-              <w:t>Frontend Development (Django)</w:t>
-            </w:r>
-          </w:p>
-        </w:tc>
-      </w:tr>
-      <w:tr>
-        <w:trPr/>
-        <w:tc>
-          <w:tcPr>
-            <w:tcW w:w="3208" w:type="dxa"/>
-            <w:tcBorders>
-              <w:top w:val="single" w:sz="6" w:space="0" w:color="000000"/>
-              <w:start w:val="single" w:sz="6" w:space="0" w:color="000000"/>
-              <w:bottom w:val="single" w:sz="6" w:space="0" w:color="000000"/>
-              <w:end w:val="single" w:sz="6" w:space="0" w:color="000000"/>
-            </w:tcBorders>
-            <w:shd w:fill="F8FAFD" w:val="clear"/>
-            <w:vAlign w:val="center"/>
-          </w:tcPr>
-          <w:p>
-            <w:pPr>
-              <w:pStyle w:val="TableContents"/>
-              <w:bidi w:val="0"/>
-              <w:spacing w:lineRule="auto" w:line="328" w:before="0" w:after="0"/>
-              <w:ind w:hanging="0" w:start="0" w:end="0"/>
-              <w:rPr>
-                <w:rFonts w:ascii="Google Sans Text;sans-serif" w:hAnsi="Google Sans Text;sans-serif"/>
-                <w:b/>
-                <w:i w:val="false"/>
-                <w:caps w:val="false"/>
-                <w:smallCaps w:val="false"/>
-                <w:strike w:val="false"/>
-                <w:dstrike w:val="false"/>
-                <w:color w:val="1F1F1F"/>
-                <w:sz w:val="22"/>
-                <w:u w:val="none"/>
-                <w:effect w:val="none"/>
-                <w:shd w:fill="auto" w:val="clear"/>
-              </w:rPr>
-            </w:pPr>
-            <w:r>
-              <w:rPr>
-                <w:rFonts w:ascii="Google Sans Text;sans-serif" w:hAnsi="Google Sans Text;sans-serif"/>
-                <w:b/>
-                <w:i w:val="false"/>
-                <w:caps w:val="false"/>
-                <w:smallCaps w:val="false"/>
-                <w:strike w:val="false"/>
-                <w:dstrike w:val="false"/>
-                <w:color w:val="1F1F1F"/>
-                <w:sz w:val="22"/>
-                <w:u w:val="none"/>
-                <w:effect w:val="none"/>
-                <w:shd w:fill="auto" w:val="clear"/>
-              </w:rPr>
-              <w:t>NA.R. YANGYESWAR</w:t>
-            </w:r>
-          </w:p>
-        </w:tc>
-        <w:tc>
-          <w:tcPr>
-            <w:tcW w:w="3192" w:type="dxa"/>
-            <w:tcBorders>
-              <w:top w:val="single" w:sz="6" w:space="0" w:color="000000"/>
-              <w:start w:val="single" w:sz="6" w:space="0" w:color="000000"/>
-              <w:bottom w:val="single" w:sz="6" w:space="0" w:color="000000"/>
-              <w:end w:val="single" w:sz="6" w:space="0" w:color="000000"/>
-            </w:tcBorders>
-            <w:shd w:fill="F8FAFD" w:val="clear"/>
-            <w:vAlign w:val="center"/>
-          </w:tcPr>
-          <w:p>
-            <w:pPr>
-              <w:pStyle w:val="TableContents"/>
-              <w:bidi w:val="0"/>
-              <w:spacing w:lineRule="auto" w:line="328" w:before="0" w:after="0"/>
-              <w:ind w:hanging="0" w:start="0" w:end="0"/>
-              <w:rPr>
-                <w:rFonts w:ascii="Google Sans Text;sans-serif" w:hAnsi="Google Sans Text;sans-serif"/>
-                <w:b w:val="false"/>
-                <w:i w:val="false"/>
-                <w:caps w:val="false"/>
-                <w:smallCaps w:val="false"/>
-                <w:strike w:val="false"/>
-                <w:dstrike w:val="false"/>
-                <w:color w:val="1F1F1F"/>
-                <w:sz w:val="22"/>
-                <w:u w:val="none"/>
-                <w:effect w:val="none"/>
-                <w:shd w:fill="auto" w:val="clear"/>
-              </w:rPr>
-            </w:pPr>
-            <w:r>
-              <w:rPr>
-                <w:rFonts w:ascii="Google Sans Text;sans-serif" w:hAnsi="Google Sans Text;sans-serif"/>
-                <w:b w:val="false"/>
-                <w:i w:val="false"/>
-                <w:caps w:val="false"/>
-                <w:smallCaps w:val="false"/>
-                <w:strike w:val="false"/>
-                <w:dstrike w:val="false"/>
-                <w:color w:val="1F1F1F"/>
-                <w:sz w:val="22"/>
-                <w:u w:val="none"/>
-                <w:effect w:val="none"/>
-                <w:shd w:fill="auto" w:val="clear"/>
-              </w:rPr>
-              <w:t>2024AA05285</w:t>
-            </w:r>
-          </w:p>
-        </w:tc>
-        <w:tc>
-          <w:tcPr>
-            <w:tcW w:w="3238" w:type="dxa"/>
-            <w:tcBorders>
-              <w:top w:val="single" w:sz="6" w:space="0" w:color="000000"/>
-              <w:start w:val="single" w:sz="6" w:space="0" w:color="000000"/>
-              <w:bottom w:val="single" w:sz="6" w:space="0" w:color="000000"/>
-              <w:end w:val="single" w:sz="6" w:space="0" w:color="000000"/>
-            </w:tcBorders>
-            <w:shd w:fill="F8FAFD" w:val="clear"/>
-            <w:vAlign w:val="center"/>
-          </w:tcPr>
-          <w:p>
-            <w:pPr>
-              <w:pStyle w:val="TableContents"/>
-              <w:bidi w:val="0"/>
-              <w:spacing w:lineRule="auto" w:line="328" w:before="0" w:after="0"/>
-              <w:ind w:hanging="0" w:start="0" w:end="0"/>
-              <w:rPr>
-                <w:rFonts w:ascii="Google Sans Text;sans-serif" w:hAnsi="Google Sans Text;sans-serif"/>
-                <w:b w:val="false"/>
-                <w:i w:val="false"/>
-                <w:caps w:val="false"/>
-                <w:smallCaps w:val="false"/>
-                <w:strike w:val="false"/>
-                <w:dstrike w:val="false"/>
-                <w:color w:val="1F1F1F"/>
-                <w:sz w:val="22"/>
-                <w:u w:val="none"/>
-                <w:effect w:val="none"/>
-                <w:shd w:fill="auto" w:val="clear"/>
-              </w:rPr>
-            </w:pPr>
-            <w:r>
-              <w:rPr>
-                <w:rFonts w:ascii="Google Sans Text;sans-serif" w:hAnsi="Google Sans Text;sans-serif"/>
-                <w:b w:val="false"/>
-                <w:i w:val="false"/>
-                <w:caps w:val="false"/>
-                <w:smallCaps w:val="false"/>
-                <w:strike w:val="false"/>
-                <w:dstrike w:val="false"/>
-                <w:color w:val="1F1F1F"/>
-                <w:sz w:val="22"/>
-                <w:u w:val="none"/>
-                <w:effect w:val="none"/>
-                <w:shd w:fill="auto" w:val="clear"/>
-              </w:rPr>
-              <w:t>Backend API (FastAPI)</w:t>
-            </w:r>
-          </w:p>
-        </w:tc>
-      </w:tr>
-      <w:tr>
-        <w:trPr/>
-        <w:tc>
-          <w:tcPr>
-            <w:tcW w:w="3208" w:type="dxa"/>
-            <w:tcBorders>
-              <w:top w:val="single" w:sz="6" w:space="0" w:color="000000"/>
-              <w:start w:val="single" w:sz="6" w:space="0" w:color="000000"/>
-              <w:bottom w:val="single" w:sz="6" w:space="0" w:color="000000"/>
-              <w:end w:val="single" w:sz="6" w:space="0" w:color="000000"/>
-            </w:tcBorders>
-            <w:shd w:fill="F8FAFD" w:val="clear"/>
-            <w:vAlign w:val="center"/>
-          </w:tcPr>
-          <w:p>
-            <w:pPr>
-              <w:pStyle w:val="TableContents"/>
-              <w:bidi w:val="0"/>
-              <w:spacing w:lineRule="auto" w:line="328" w:before="0" w:after="0"/>
-              <w:ind w:hanging="0" w:start="0" w:end="0"/>
-              <w:rPr>
-                <w:rFonts w:ascii="Google Sans Text;sans-serif" w:hAnsi="Google Sans Text;sans-serif"/>
-                <w:b/>
-                <w:i w:val="false"/>
-                <w:caps w:val="false"/>
-                <w:smallCaps w:val="false"/>
-                <w:strike w:val="false"/>
-                <w:dstrike w:val="false"/>
-                <w:color w:val="1F1F1F"/>
-                <w:sz w:val="22"/>
-                <w:u w:val="none"/>
-                <w:effect w:val="none"/>
-                <w:shd w:fill="auto" w:val="clear"/>
-              </w:rPr>
-            </w:pPr>
-            <w:r>
-              <w:rPr>
-                <w:rFonts w:ascii="Google Sans Text;sans-serif" w:hAnsi="Google Sans Text;sans-serif"/>
-                <w:b/>
-                <w:i w:val="false"/>
-                <w:caps w:val="false"/>
-                <w:smallCaps w:val="false"/>
-                <w:strike w:val="false"/>
-                <w:dstrike w:val="false"/>
-                <w:color w:val="1F1F1F"/>
-                <w:sz w:val="22"/>
-                <w:u w:val="none"/>
-                <w:effect w:val="none"/>
-                <w:shd w:fill="auto" w:val="clear"/>
-              </w:rPr>
-              <w:t>PRATIMA CHAUHAN</w:t>
-            </w:r>
-          </w:p>
-        </w:tc>
-        <w:tc>
-          <w:tcPr>
-            <w:tcW w:w="3192" w:type="dxa"/>
-            <w:tcBorders>
-              <w:top w:val="single" w:sz="6" w:space="0" w:color="000000"/>
-              <w:start w:val="single" w:sz="6" w:space="0" w:color="000000"/>
-              <w:bottom w:val="single" w:sz="6" w:space="0" w:color="000000"/>
-              <w:end w:val="single" w:sz="6" w:space="0" w:color="000000"/>
-            </w:tcBorders>
-            <w:shd w:fill="F8FAFD" w:val="clear"/>
-            <w:vAlign w:val="center"/>
-          </w:tcPr>
-          <w:p>
-            <w:pPr>
-              <w:pStyle w:val="TableContents"/>
-              <w:bidi w:val="0"/>
-              <w:spacing w:lineRule="auto" w:line="328" w:before="0" w:after="0"/>
-              <w:ind w:hanging="0" w:start="0" w:end="0"/>
-              <w:rPr>
-                <w:rFonts w:ascii="Google Sans Text;sans-serif" w:hAnsi="Google Sans Text;sans-serif"/>
-                <w:b w:val="false"/>
-                <w:i w:val="false"/>
-                <w:caps w:val="false"/>
-                <w:smallCaps w:val="false"/>
-                <w:strike w:val="false"/>
-                <w:dstrike w:val="false"/>
-                <w:color w:val="1F1F1F"/>
-                <w:sz w:val="22"/>
-                <w:u w:val="none"/>
-                <w:effect w:val="none"/>
-                <w:shd w:fill="auto" w:val="clear"/>
-              </w:rPr>
-            </w:pPr>
-            <w:r>
-              <w:rPr>
-                <w:rFonts w:ascii="Google Sans Text;sans-serif" w:hAnsi="Google Sans Text;sans-serif"/>
-                <w:b w:val="false"/>
-                <w:i w:val="false"/>
-                <w:caps w:val="false"/>
-                <w:smallCaps w:val="false"/>
-                <w:strike w:val="false"/>
-                <w:dstrike w:val="false"/>
-                <w:color w:val="1F1F1F"/>
-                <w:sz w:val="22"/>
-                <w:u w:val="none"/>
-                <w:effect w:val="none"/>
-                <w:shd w:fill="auto" w:val="clear"/>
-              </w:rPr>
-              <w:t>2024AB05324</w:t>
-            </w:r>
-          </w:p>
-        </w:tc>
-        <w:tc>
-          <w:tcPr>
-            <w:tcW w:w="3238" w:type="dxa"/>
-            <w:tcBorders>
-              <w:top w:val="single" w:sz="6" w:space="0" w:color="000000"/>
-              <w:start w:val="single" w:sz="6" w:space="0" w:color="000000"/>
-              <w:bottom w:val="single" w:sz="6" w:space="0" w:color="000000"/>
-              <w:end w:val="single" w:sz="6" w:space="0" w:color="000000"/>
-            </w:tcBorders>
-            <w:shd w:fill="F8FAFD" w:val="clear"/>
-            <w:vAlign w:val="center"/>
-          </w:tcPr>
-          <w:p>
-            <w:pPr>
-              <w:pStyle w:val="TableContents"/>
-              <w:bidi w:val="0"/>
-              <w:spacing w:lineRule="auto" w:line="328" w:before="0" w:after="0"/>
-              <w:ind w:hanging="0" w:start="0" w:end="0"/>
-              <w:rPr>
-                <w:rFonts w:ascii="Google Sans Text;sans-serif" w:hAnsi="Google Sans Text;sans-serif"/>
-                <w:b w:val="false"/>
-                <w:i w:val="false"/>
-                <w:caps w:val="false"/>
-                <w:smallCaps w:val="false"/>
-                <w:strike w:val="false"/>
-                <w:dstrike w:val="false"/>
-                <w:color w:val="1F1F1F"/>
-                <w:sz w:val="22"/>
-                <w:u w:val="none"/>
-                <w:effect w:val="none"/>
-                <w:shd w:fill="auto" w:val="clear"/>
-              </w:rPr>
-            </w:pPr>
-            <w:r>
-              <w:rPr>
-                <w:rFonts w:ascii="Google Sans Text;sans-serif" w:hAnsi="Google Sans Text;sans-serif"/>
-                <w:b w:val="false"/>
-                <w:i w:val="false"/>
-                <w:caps w:val="false"/>
-                <w:smallCaps w:val="false"/>
-                <w:strike w:val="false"/>
-                <w:dstrike w:val="false"/>
-                <w:color w:val="1F1F1F"/>
-                <w:sz w:val="22"/>
-                <w:u w:val="none"/>
-                <w:effect w:val="none"/>
-                <w:shd w:fill="auto" w:val="clear"/>
-              </w:rPr>
-              <w:t>ML Model Integration</w:t>
-            </w:r>
-          </w:p>
-        </w:tc>
-      </w:tr>
-      <w:tr>
-        <w:trPr/>
-        <w:tc>
-          <w:tcPr>
-            <w:tcW w:w="3208" w:type="dxa"/>
-            <w:tcBorders>
-              <w:top w:val="single" w:sz="6" w:space="0" w:color="000000"/>
-              <w:start w:val="single" w:sz="6" w:space="0" w:color="000000"/>
-              <w:bottom w:val="single" w:sz="6" w:space="0" w:color="000000"/>
-              <w:end w:val="single" w:sz="6" w:space="0" w:color="000000"/>
-            </w:tcBorders>
-            <w:shd w:fill="F8FAFD" w:val="clear"/>
-            <w:vAlign w:val="center"/>
-          </w:tcPr>
-          <w:p>
-            <w:pPr>
-              <w:pStyle w:val="TableContents"/>
-              <w:bidi w:val="0"/>
-              <w:spacing w:lineRule="auto" w:line="328" w:before="0" w:after="0"/>
-              <w:ind w:hanging="0" w:start="0" w:end="0"/>
-              <w:rPr>
-                <w:rFonts w:ascii="Google Sans Text;sans-serif" w:hAnsi="Google Sans Text;sans-serif"/>
-                <w:b/>
-                <w:i w:val="false"/>
-                <w:caps w:val="false"/>
-                <w:smallCaps w:val="false"/>
-                <w:strike w:val="false"/>
-                <w:dstrike w:val="false"/>
-                <w:color w:val="1F1F1F"/>
-                <w:sz w:val="22"/>
-                <w:u w:val="none"/>
-                <w:effect w:val="none"/>
-                <w:shd w:fill="auto" w:val="clear"/>
-              </w:rPr>
-            </w:pPr>
-            <w:r>
-              <w:rPr>
-                <w:rFonts w:ascii="Google Sans Text;sans-serif" w:hAnsi="Google Sans Text;sans-serif"/>
-                <w:b/>
-                <w:i w:val="false"/>
-                <w:caps w:val="false"/>
-                <w:smallCaps w:val="false"/>
-                <w:strike w:val="false"/>
-                <w:dstrike w:val="false"/>
-                <w:color w:val="1F1F1F"/>
-                <w:sz w:val="22"/>
-                <w:u w:val="none"/>
-                <w:effect w:val="none"/>
-                <w:shd w:fill="auto" w:val="clear"/>
-              </w:rPr>
-              <w:t>HATHI SHIVANI NIREN</w:t>
-            </w:r>
-          </w:p>
-        </w:tc>
-        <w:tc>
-          <w:tcPr>
-            <w:tcW w:w="3192" w:type="dxa"/>
-            <w:tcBorders>
-              <w:top w:val="single" w:sz="6" w:space="0" w:color="000000"/>
-              <w:start w:val="single" w:sz="6" w:space="0" w:color="000000"/>
-              <w:bottom w:val="single" w:sz="6" w:space="0" w:color="000000"/>
-              <w:end w:val="single" w:sz="6" w:space="0" w:color="000000"/>
-            </w:tcBorders>
-            <w:shd w:fill="F8FAFD" w:val="clear"/>
-            <w:vAlign w:val="center"/>
-          </w:tcPr>
-          <w:p>
-            <w:pPr>
-              <w:pStyle w:val="TableContents"/>
-              <w:bidi w:val="0"/>
-              <w:spacing w:lineRule="auto" w:line="328" w:before="0" w:after="0"/>
-              <w:ind w:hanging="0" w:start="0" w:end="0"/>
-              <w:rPr>
-                <w:rFonts w:ascii="Google Sans Text;sans-serif" w:hAnsi="Google Sans Text;sans-serif"/>
-                <w:b w:val="false"/>
-                <w:i w:val="false"/>
-                <w:caps w:val="false"/>
-                <w:smallCaps w:val="false"/>
-                <w:strike w:val="false"/>
-                <w:dstrike w:val="false"/>
-                <w:color w:val="1F1F1F"/>
-                <w:sz w:val="22"/>
-                <w:u w:val="none"/>
-                <w:effect w:val="none"/>
-                <w:shd w:fill="auto" w:val="clear"/>
-              </w:rPr>
-            </w:pPr>
-            <w:r>
-              <w:rPr>
-                <w:rFonts w:ascii="Google Sans Text;sans-serif" w:hAnsi="Google Sans Text;sans-serif"/>
-                <w:b w:val="false"/>
-                <w:i w:val="false"/>
-                <w:caps w:val="false"/>
-                <w:smallCaps w:val="false"/>
-                <w:strike w:val="false"/>
-                <w:dstrike w:val="false"/>
-                <w:color w:val="1F1F1F"/>
-                <w:sz w:val="22"/>
-                <w:u w:val="none"/>
-                <w:effect w:val="none"/>
-                <w:shd w:fill="auto" w:val="clear"/>
-              </w:rPr>
-              <w:t>2024AB05014</w:t>
-            </w:r>
-          </w:p>
-        </w:tc>
-        <w:tc>
-          <w:tcPr>
-            <w:tcW w:w="3238" w:type="dxa"/>
-            <w:tcBorders>
-              <w:top w:val="single" w:sz="6" w:space="0" w:color="000000"/>
-              <w:start w:val="single" w:sz="6" w:space="0" w:color="000000"/>
-              <w:bottom w:val="single" w:sz="6" w:space="0" w:color="000000"/>
-              <w:end w:val="single" w:sz="6" w:space="0" w:color="000000"/>
-            </w:tcBorders>
-            <w:shd w:fill="F8FAFD" w:val="clear"/>
-            <w:vAlign w:val="center"/>
-          </w:tcPr>
-          <w:p>
-            <w:pPr>
-              <w:pStyle w:val="TableContents"/>
-              <w:bidi w:val="0"/>
-              <w:spacing w:lineRule="auto" w:line="328" w:before="0" w:after="0"/>
-              <w:ind w:hanging="0" w:start="0" w:end="0"/>
-              <w:rPr>
-                <w:rFonts w:ascii="Google Sans Text;sans-serif" w:hAnsi="Google Sans Text;sans-serif"/>
-                <w:b w:val="false"/>
                 <w:i w:val="false"/>
                 <w:caps w:val="false"/>
                 <w:smallCaps w:val="false"/>
@@ -1236,11 +751,64 @@
       <w:pPr>
         <w:pStyle w:val="Heading2"/>
         <w:bidi w:val="0"/>
-        <w:spacing w:lineRule="auto" w:line="328" w:before="480" w:after="120"/>
+        <w:spacing w:lineRule="auto" w:line="326" w:before="480" w:after="120"/>
         <w:ind w:hanging="0" w:start="0" w:end="0"/>
         <w:rPr>
           <w:rFonts w:ascii="Google Sans;sans-serif" w:hAnsi="Google Sans;sans-serif"/>
           <w:b/>
+          <w:i w:val="false"/>
+          <w:i w:val="false"/>
+          <w:caps w:val="false"/>
+          <w:smallCaps w:val="false"/>
+          <w:strike w:val="false"/>
+          <w:dstrike w:val="false"/>
+          <w:color w:val="1F1F1F"/>
+          <w:sz w:val="36"/>
+          <w:u w:val="none"/>
+          <w:effect w:val="none"/>
+          <w:shd w:fill="auto" w:val="clear"/>
+        </w:rPr>
+      </w:pPr>
+      <w:r>
+        <w:rPr/>
+      </w:r>
+    </w:p>
+    <w:p>
+      <w:pPr>
+        <w:pStyle w:val="Heading2"/>
+        <w:bidi w:val="0"/>
+        <w:spacing w:lineRule="auto" w:line="326" w:before="480" w:after="120"/>
+        <w:ind w:hanging="0" w:start="0" w:end="0"/>
+        <w:rPr>
+          <w:rFonts w:ascii="Google Sans;sans-serif" w:hAnsi="Google Sans;sans-serif"/>
+          <w:b/>
+          <w:i w:val="false"/>
+          <w:i w:val="false"/>
+          <w:caps w:val="false"/>
+          <w:smallCaps w:val="false"/>
+          <w:strike w:val="false"/>
+          <w:dstrike w:val="false"/>
+          <w:color w:val="1F1F1F"/>
+          <w:sz w:val="36"/>
+          <w:u w:val="none"/>
+          <w:effect w:val="none"/>
+          <w:shd w:fill="auto" w:val="clear"/>
+        </w:rPr>
+      </w:pPr>
+      <w:r>
+        <w:rPr/>
+      </w:r>
+    </w:p>
+    <w:p>
+      <w:pPr>
+        <w:pStyle w:val="Heading2"/>
+        <w:bidi w:val="0"/>
+        <w:spacing w:lineRule="auto" w:line="326" w:before="480" w:after="120"/>
+        <w:ind w:hanging="0" w:start="0" w:end="0"/>
+        <w:rPr>
+          <w:rFonts w:ascii="Google Sans;sans-serif" w:hAnsi="Google Sans;sans-serif"/>
+          <w:b/>
+          <w:i w:val="false"/>
           <w:i w:val="false"/>
           <w:caps w:val="false"/>
           <w:smallCaps w:val="false"/>
@@ -1278,13 +846,11 @@
           <w:ilvl w:val="0"/>
           <w:numId w:val="1"/>
         </w:numPr>
-        <w:pBdr/>
-        <w:tabs>
-          <w:tab w:val="clear" w:pos="709"/>
+        <w:tabs>
           <w:tab w:val="left" w:pos="709" w:leader="none"/>
         </w:tabs>
         <w:bidi w:val="0"/>
-        <w:spacing w:lineRule="auto" w:line="328" w:before="0" w:after="0"/>
+        <w:spacing w:lineRule="auto" w:line="326" w:before="0" w:after="0"/>
         <w:ind w:hanging="283" w:start="709" w:end="0"/>
         <w:rPr/>
       </w:pPr>
@@ -1313,13 +879,11 @@
           <w:ilvl w:val="0"/>
           <w:numId w:val="1"/>
         </w:numPr>
-        <w:pBdr/>
-        <w:tabs>
-          <w:tab w:val="clear" w:pos="709"/>
+        <w:tabs>
           <w:tab w:val="left" w:pos="709" w:leader="none"/>
         </w:tabs>
         <w:bidi w:val="0"/>
-        <w:spacing w:lineRule="auto" w:line="328" w:before="0" w:after="0"/>
+        <w:spacing w:lineRule="auto" w:line="326" w:before="0" w:after="0"/>
         <w:ind w:hanging="283" w:start="709" w:end="0"/>
         <w:rPr/>
       </w:pPr>
@@ -1348,13 +912,11 @@
           <w:ilvl w:val="0"/>
           <w:numId w:val="1"/>
         </w:numPr>
-        <w:pBdr/>
-        <w:tabs>
-          <w:tab w:val="clear" w:pos="709"/>
+        <w:tabs>
           <w:tab w:val="left" w:pos="709" w:leader="none"/>
         </w:tabs>
         <w:bidi w:val="0"/>
-        <w:spacing w:lineRule="auto" w:line="328" w:before="0" w:after="0"/>
+        <w:spacing w:lineRule="auto" w:line="326" w:before="0" w:after="0"/>
         <w:ind w:hanging="283" w:start="709" w:end="0"/>
         <w:rPr/>
       </w:pPr>
@@ -1383,13 +945,11 @@
           <w:ilvl w:val="0"/>
           <w:numId w:val="1"/>
         </w:numPr>
-        <w:pBdr/>
-        <w:tabs>
-          <w:tab w:val="clear" w:pos="709"/>
+        <w:tabs>
           <w:tab w:val="left" w:pos="709" w:leader="none"/>
         </w:tabs>
         <w:bidi w:val="0"/>
-        <w:spacing w:lineRule="auto" w:line="328" w:before="0" w:after="0"/>
+        <w:spacing w:lineRule="auto" w:line="326" w:before="0" w:after="0"/>
         <w:ind w:hanging="283" w:start="709" w:end="0"/>
         <w:rPr/>
       </w:pPr>
@@ -1418,13 +978,11 @@
           <w:ilvl w:val="0"/>
           <w:numId w:val="1"/>
         </w:numPr>
-        <w:pBdr/>
-        <w:tabs>
-          <w:tab w:val="clear" w:pos="709"/>
+        <w:tabs>
           <w:tab w:val="left" w:pos="709" w:leader="none"/>
         </w:tabs>
         <w:bidi w:val="0"/>
-        <w:spacing w:lineRule="auto" w:line="328" w:before="0" w:after="0"/>
+        <w:spacing w:lineRule="auto" w:line="326" w:before="0" w:after="0"/>
         <w:ind w:hanging="283" w:start="709" w:end="0"/>
         <w:rPr/>
       </w:pPr>
@@ -1453,13 +1011,11 @@
           <w:ilvl w:val="0"/>
           <w:numId w:val="1"/>
         </w:numPr>
-        <w:pBdr/>
-        <w:tabs>
-          <w:tab w:val="clear" w:pos="709"/>
+        <w:tabs>
           <w:tab w:val="left" w:pos="709" w:leader="none"/>
         </w:tabs>
         <w:bidi w:val="0"/>
-        <w:spacing w:lineRule="auto" w:line="328" w:before="0" w:after="0"/>
+        <w:spacing w:lineRule="auto" w:line="326" w:before="0" w:after="0"/>
         <w:ind w:hanging="283" w:start="709" w:end="0"/>
         <w:rPr/>
       </w:pPr>
@@ -1488,13 +1044,11 @@
           <w:ilvl w:val="0"/>
           <w:numId w:val="1"/>
         </w:numPr>
-        <w:pBdr/>
-        <w:tabs>
-          <w:tab w:val="clear" w:pos="709"/>
+        <w:tabs>
           <w:tab w:val="left" w:pos="709" w:leader="none"/>
         </w:tabs>
         <w:bidi w:val="0"/>
-        <w:spacing w:lineRule="auto" w:line="328" w:before="0" w:after="120"/>
+        <w:spacing w:lineRule="auto" w:line="326" w:before="0" w:after="120"/>
         <w:ind w:hanging="283" w:start="709" w:end="0"/>
         <w:rPr/>
       </w:pPr>
@@ -1520,12 +1074,13 @@
       <w:pPr>
         <w:pStyle w:val="Heading2"/>
         <w:bidi w:val="0"/>
-        <w:spacing w:lineRule="auto" w:line="328" w:before="120" w:after="120"/>
+        <w:spacing w:lineRule="auto" w:line="326" w:before="120" w:after="120"/>
         <w:ind w:hanging="0" w:start="0" w:end="0"/>
         <w:rPr>
           <w:rFonts w:ascii="Google Sans;sans-serif" w:hAnsi="Google Sans;sans-serif"/>
           <w:b/>
           <w:i w:val="false"/>
+          <w:i w:val="false"/>
           <w:caps w:val="false"/>
           <w:smallCaps w:val="false"/>
           <w:strike w:val="false"/>
@@ -1559,7 +1114,7 @@
       <w:pPr>
         <w:pStyle w:val="BodyText"/>
         <w:bidi w:val="0"/>
-        <w:spacing w:lineRule="auto" w:line="328" w:before="0" w:after="240"/>
+        <w:spacing w:lineRule="auto" w:line="326" w:before="0" w:after="240"/>
         <w:ind w:hanging="0" w:start="0" w:end="0"/>
         <w:rPr>
           <w:b w:val="false"/>
@@ -1621,11 +1176,12 @@
       <w:pPr>
         <w:pStyle w:val="BodyText"/>
         <w:bidi w:val="0"/>
-        <w:spacing w:lineRule="auto" w:line="328" w:before="0" w:after="120"/>
+        <w:spacing w:lineRule="auto" w:line="326" w:before="0" w:after="120"/>
         <w:ind w:hanging="0" w:start="0" w:end="0"/>
         <w:rPr>
           <w:rFonts w:ascii="Google Sans Text;sans-serif" w:hAnsi="Google Sans Text;sans-serif"/>
           <w:b/>
+          <w:i w:val="false"/>
           <w:i w:val="false"/>
           <w:caps w:val="false"/>
           <w:smallCaps w:val="false"/>
@@ -1663,17 +1219,16 @@
           <w:ilvl w:val="0"/>
           <w:numId w:val="2"/>
         </w:numPr>
-        <w:pBdr/>
-        <w:tabs>
-          <w:tab w:val="clear" w:pos="709"/>
+        <w:tabs>
           <w:tab w:val="left" w:pos="709" w:leader="none"/>
         </w:tabs>
         <w:bidi w:val="0"/>
-        <w:spacing w:lineRule="auto" w:line="328" w:before="0" w:after="0"/>
+        <w:spacing w:lineRule="auto" w:line="326" w:before="0" w:after="0"/>
         <w:ind w:hanging="283" w:start="709" w:end="0"/>
         <w:rPr>
           <w:rFonts w:ascii="Arial;sans-serif" w:hAnsi="Arial;sans-serif"/>
           <w:b w:val="false"/>
+          <w:i w:val="false"/>
           <w:i w:val="false"/>
           <w:caps w:val="false"/>
           <w:smallCaps w:val="false"/>
@@ -1744,17 +1299,16 @@
           <w:ilvl w:val="0"/>
           <w:numId w:val="2"/>
         </w:numPr>
-        <w:pBdr/>
-        <w:tabs>
-          <w:tab w:val="clear" w:pos="709"/>
+        <w:tabs>
           <w:tab w:val="left" w:pos="709" w:leader="none"/>
         </w:tabs>
         <w:bidi w:val="0"/>
-        <w:spacing w:lineRule="auto" w:line="328" w:before="0" w:after="0"/>
+        <w:spacing w:lineRule="auto" w:line="326" w:before="0" w:after="0"/>
         <w:ind w:hanging="283" w:start="709" w:end="0"/>
         <w:rPr>
           <w:rFonts w:ascii="Arial;sans-serif" w:hAnsi="Arial;sans-serif"/>
           <w:b w:val="false"/>
+          <w:i w:val="false"/>
           <w:i w:val="false"/>
           <w:caps w:val="false"/>
           <w:smallCaps w:val="false"/>
@@ -1825,17 +1379,16 @@
           <w:ilvl w:val="0"/>
           <w:numId w:val="2"/>
         </w:numPr>
-        <w:pBdr/>
-        <w:tabs>
-          <w:tab w:val="clear" w:pos="709"/>
+        <w:tabs>
           <w:tab w:val="left" w:pos="709" w:leader="none"/>
         </w:tabs>
         <w:bidi w:val="0"/>
-        <w:spacing w:lineRule="auto" w:line="328" w:before="0" w:after="0"/>
+        <w:spacing w:lineRule="auto" w:line="326" w:before="0" w:after="0"/>
         <w:ind w:hanging="283" w:start="709" w:end="0"/>
         <w:rPr>
           <w:rFonts w:ascii="Arial;sans-serif" w:hAnsi="Arial;sans-serif"/>
           <w:b w:val="false"/>
+          <w:i w:val="false"/>
           <w:i w:val="false"/>
           <w:caps w:val="false"/>
           <w:smallCaps w:val="false"/>
@@ -1906,18 +1459,17 @@
           <w:ilvl w:val="0"/>
           <w:numId w:val="2"/>
         </w:numPr>
-        <w:pBdr/>
-        <w:tabs>
-          <w:tab w:val="clear" w:pos="709"/>
+        <w:tabs>
           <w:tab w:val="left" w:pos="709" w:leader="none"/>
         </w:tabs>
         <w:bidi w:val="0"/>
-        <w:spacing w:lineRule="auto" w:line="328" w:before="0" w:after="120"/>
+        <w:spacing w:lineRule="auto" w:line="326" w:before="0" w:after="120"/>
         <w:ind w:hanging="283" w:start="709" w:end="0"/>
         <w:rPr>
           <w:rFonts w:ascii="Arial;sans-serif" w:hAnsi="Arial;sans-serif"/>
           <w:b w:val="false"/>
           <w:i w:val="false"/>
+          <w:i w:val="false"/>
           <w:caps w:val="false"/>
           <w:smallCaps w:val="false"/>
           <w:strike w:val="false"/>
@@ -1984,12 +1536,13 @@
       <w:pPr>
         <w:pStyle w:val="Heading2"/>
         <w:bidi w:val="0"/>
-        <w:spacing w:lineRule="auto" w:line="328" w:before="120" w:after="120"/>
+        <w:spacing w:lineRule="auto" w:line="326" w:before="120" w:after="120"/>
         <w:ind w:hanging="0" w:start="0" w:end="0"/>
         <w:rPr>
           <w:rFonts w:ascii="Google Sans;sans-serif" w:hAnsi="Google Sans;sans-serif"/>
           <w:b/>
           <w:i w:val="false"/>
+          <w:i w:val="false"/>
           <w:caps w:val="false"/>
           <w:smallCaps w:val="false"/>
           <w:strike w:val="false"/>
@@ -2023,12 +1576,13 @@
       <w:pPr>
         <w:pStyle w:val="BodyText"/>
         <w:bidi w:val="0"/>
-        <w:spacing w:lineRule="auto" w:line="328" w:before="0" w:after="240"/>
+        <w:spacing w:lineRule="auto" w:line="326" w:before="0" w:after="240"/>
         <w:ind w:hanging="0" w:start="0" w:end="0"/>
         <w:rPr>
           <w:rFonts w:ascii="Google Sans Text;sans-serif" w:hAnsi="Google Sans Text;sans-serif"/>
           <w:b w:val="false"/>
           <w:i w:val="false"/>
+          <w:i w:val="false"/>
           <w:caps w:val="false"/>
           <w:smallCaps w:val="false"/>
           <w:strike w:val="false"/>
@@ -2062,11 +1616,12 @@
       <w:pPr>
         <w:pStyle w:val="Heading3"/>
         <w:bidi w:val="0"/>
-        <w:spacing w:lineRule="auto" w:line="328" w:before="0" w:after="120"/>
+        <w:spacing w:lineRule="auto" w:line="326" w:before="0" w:after="120"/>
         <w:ind w:hanging="0" w:start="0" w:end="0"/>
         <w:rPr>
           <w:rFonts w:ascii="Google Sans;sans-serif" w:hAnsi="Google Sans;sans-serif"/>
           <w:b/>
+          <w:i w:val="false"/>
           <w:i w:val="false"/>
           <w:caps w:val="false"/>
           <w:smallCaps w:val="false"/>
@@ -2104,17 +1659,16 @@
           <w:ilvl w:val="0"/>
           <w:numId w:val="3"/>
         </w:numPr>
-        <w:pBdr/>
-        <w:tabs>
-          <w:tab w:val="clear" w:pos="709"/>
+        <w:tabs>
           <w:tab w:val="left" w:pos="709" w:leader="none"/>
         </w:tabs>
         <w:bidi w:val="0"/>
-        <w:spacing w:lineRule="auto" w:line="328" w:before="0" w:after="0"/>
+        <w:spacing w:lineRule="auto" w:line="326" w:before="0" w:after="0"/>
         <w:ind w:hanging="283" w:start="709" w:end="0"/>
         <w:rPr>
           <w:rFonts w:ascii="Arial;sans-serif" w:hAnsi="Arial;sans-serif"/>
           <w:b w:val="false"/>
+          <w:i w:val="false"/>
           <w:i w:val="false"/>
           <w:caps w:val="false"/>
           <w:smallCaps w:val="false"/>
@@ -2185,17 +1739,16 @@
           <w:ilvl w:val="0"/>
           <w:numId w:val="3"/>
         </w:numPr>
-        <w:pBdr/>
-        <w:tabs>
-          <w:tab w:val="clear" w:pos="709"/>
+        <w:tabs>
           <w:tab w:val="left" w:pos="709" w:leader="none"/>
         </w:tabs>
         <w:bidi w:val="0"/>
-        <w:spacing w:lineRule="auto" w:line="328" w:before="0" w:after="0"/>
+        <w:spacing w:lineRule="auto" w:line="326" w:before="0" w:after="0"/>
         <w:ind w:hanging="283" w:start="709" w:end="0"/>
         <w:rPr>
           <w:rFonts w:ascii="Arial;sans-serif" w:hAnsi="Arial;sans-serif"/>
           <w:b w:val="false"/>
+          <w:i w:val="false"/>
           <w:i w:val="false"/>
           <w:caps w:val="false"/>
           <w:smallCaps w:val="false"/>
@@ -2266,18 +1819,17 @@
           <w:ilvl w:val="0"/>
           <w:numId w:val="3"/>
         </w:numPr>
-        <w:pBdr/>
-        <w:tabs>
-          <w:tab w:val="clear" w:pos="709"/>
+        <w:tabs>
           <w:tab w:val="left" w:pos="709" w:leader="none"/>
         </w:tabs>
         <w:bidi w:val="0"/>
-        <w:spacing w:lineRule="auto" w:line="328" w:before="0" w:after="120"/>
+        <w:spacing w:lineRule="auto" w:line="326" w:before="0" w:after="120"/>
         <w:ind w:hanging="283" w:start="709" w:end="0"/>
         <w:rPr>
           <w:rFonts w:ascii="Arial;sans-serif" w:hAnsi="Arial;sans-serif"/>
           <w:b w:val="false"/>
           <w:i w:val="false"/>
+          <w:i w:val="false"/>
           <w:caps w:val="false"/>
           <w:smallCaps w:val="false"/>
           <w:strike w:val="false"/>
@@ -2344,11 +1896,12 @@
       <w:pPr>
         <w:pStyle w:val="Heading3"/>
         <w:bidi w:val="0"/>
-        <w:spacing w:lineRule="auto" w:line="328" w:before="120" w:after="120"/>
+        <w:spacing w:lineRule="auto" w:line="326" w:before="120" w:after="120"/>
         <w:ind w:hanging="0" w:start="0" w:end="0"/>
         <w:rPr>
           <w:rFonts w:ascii="Google Sans;sans-serif" w:hAnsi="Google Sans;sans-serif"/>
           <w:b/>
+          <w:i w:val="false"/>
           <w:i w:val="false"/>
           <w:caps w:val="false"/>
           <w:smallCaps w:val="false"/>
@@ -2386,17 +1939,16 @@
           <w:ilvl w:val="0"/>
           <w:numId w:val="4"/>
         </w:numPr>
-        <w:pBdr/>
-        <w:tabs>
-          <w:tab w:val="clear" w:pos="709"/>
+        <w:tabs>
           <w:tab w:val="left" w:pos="709" w:leader="none"/>
         </w:tabs>
         <w:bidi w:val="0"/>
-        <w:spacing w:lineRule="auto" w:line="328" w:before="0" w:after="0"/>
+        <w:spacing w:lineRule="auto" w:line="326" w:before="0" w:after="0"/>
         <w:ind w:hanging="283" w:start="709" w:end="0"/>
         <w:rPr>
           <w:rFonts w:ascii="Arial;sans-serif" w:hAnsi="Arial;sans-serif"/>
           <w:b w:val="false"/>
+          <w:i w:val="false"/>
           <w:i w:val="false"/>
           <w:caps w:val="false"/>
           <w:smallCaps w:val="false"/>
@@ -2467,17 +2019,16 @@
           <w:ilvl w:val="0"/>
           <w:numId w:val="4"/>
         </w:numPr>
-        <w:pBdr/>
-        <w:tabs>
-          <w:tab w:val="clear" w:pos="709"/>
+        <w:tabs>
           <w:tab w:val="left" w:pos="709" w:leader="none"/>
         </w:tabs>
         <w:bidi w:val="0"/>
-        <w:spacing w:lineRule="auto" w:line="328" w:before="0" w:after="0"/>
+        <w:spacing w:lineRule="auto" w:line="326" w:before="0" w:after="0"/>
         <w:ind w:hanging="283" w:start="709" w:end="0"/>
         <w:rPr>
           <w:rFonts w:ascii="Arial;sans-serif" w:hAnsi="Arial;sans-serif"/>
           <w:b w:val="false"/>
+          <w:i w:val="false"/>
           <w:i w:val="false"/>
           <w:caps w:val="false"/>
           <w:smallCaps w:val="false"/>
@@ -2548,18 +2099,17 @@
           <w:ilvl w:val="0"/>
           <w:numId w:val="4"/>
         </w:numPr>
-        <w:pBdr/>
-        <w:tabs>
-          <w:tab w:val="clear" w:pos="709"/>
+        <w:tabs>
           <w:tab w:val="left" w:pos="709" w:leader="none"/>
         </w:tabs>
         <w:bidi w:val="0"/>
-        <w:spacing w:lineRule="auto" w:line="328" w:before="0" w:after="120"/>
+        <w:spacing w:lineRule="auto" w:line="326" w:before="0" w:after="120"/>
         <w:ind w:hanging="283" w:start="709" w:end="0"/>
         <w:rPr>
           <w:rFonts w:ascii="Arial;sans-serif" w:hAnsi="Arial;sans-serif"/>
           <w:b w:val="false"/>
           <w:i w:val="false"/>
+          <w:i w:val="false"/>
           <w:caps w:val="false"/>
           <w:smallCaps w:val="false"/>
           <w:strike w:val="false"/>
@@ -2626,12 +2176,13 @@
       <w:pPr>
         <w:pStyle w:val="Heading2"/>
         <w:bidi w:val="0"/>
-        <w:spacing w:lineRule="auto" w:line="328" w:before="120" w:after="120"/>
+        <w:spacing w:lineRule="auto" w:line="326" w:before="120" w:after="120"/>
         <w:ind w:hanging="0" w:start="0" w:end="0"/>
         <w:rPr>
           <w:rFonts w:ascii="Google Sans;sans-serif" w:hAnsi="Google Sans;sans-serif"/>
           <w:b/>
           <w:i w:val="false"/>
+          <w:i w:val="false"/>
           <w:caps w:val="false"/>
           <w:smallCaps w:val="false"/>
           <w:strike w:val="false"/>
@@ -2665,12 +2216,13 @@
       <w:pPr>
         <w:pStyle w:val="Heading3"/>
         <w:bidi w:val="0"/>
-        <w:spacing w:lineRule="auto" w:line="328" w:before="0" w:after="120"/>
+        <w:spacing w:lineRule="auto" w:line="326" w:before="0" w:after="120"/>
         <w:ind w:hanging="0" w:start="0" w:end="0"/>
         <w:rPr>
           <w:rFonts w:ascii="Google Sans;sans-serif" w:hAnsi="Google Sans;sans-serif"/>
           <w:b/>
           <w:i w:val="false"/>
+          <w:i w:val="false"/>
           <w:caps w:val="false"/>
           <w:smallCaps w:val="false"/>
           <w:strike w:val="false"/>
@@ -2704,11 +2256,12 @@
       <w:pPr>
         <w:pStyle w:val="BodyText"/>
         <w:bidi w:val="0"/>
-        <w:spacing w:lineRule="auto" w:line="328" w:before="0" w:after="120"/>
+        <w:spacing w:lineRule="auto" w:line="326" w:before="0" w:after="120"/>
         <w:ind w:hanging="0" w:start="0" w:end="0"/>
         <w:rPr>
           <w:rFonts w:ascii="Google Sans Text;sans-serif" w:hAnsi="Google Sans Text;sans-serif"/>
           <w:b w:val="false"/>
+          <w:i w:val="false"/>
           <w:i w:val="false"/>
           <w:caps w:val="false"/>
           <w:smallCaps w:val="false"/>
@@ -2746,18 +2299,17 @@
           <w:ilvl w:val="0"/>
           <w:numId w:val="5"/>
         </w:numPr>
-        <w:pBdr/>
-        <w:tabs>
-          <w:tab w:val="clear" w:pos="709"/>
+        <w:tabs>
           <w:tab w:val="left" w:pos="709" w:leader="none"/>
         </w:tabs>
         <w:bidi w:val="0"/>
-        <w:spacing w:lineRule="auto" w:line="328" w:before="0" w:after="120"/>
+        <w:spacing w:lineRule="auto" w:line="326" w:before="0" w:after="120"/>
         <w:ind w:hanging="283" w:start="709" w:end="0"/>
         <w:rPr>
           <w:rFonts w:ascii="Arial;sans-serif" w:hAnsi="Arial;sans-serif"/>
           <w:b w:val="false"/>
           <w:i w:val="false"/>
+          <w:i w:val="false"/>
           <w:caps w:val="false"/>
           <w:smallCaps w:val="false"/>
           <w:strike w:val="false"/>
@@ -2824,11 +2376,12 @@
       <w:pPr>
         <w:pStyle w:val="Heading3"/>
         <w:bidi w:val="0"/>
-        <w:spacing w:lineRule="auto" w:line="328" w:before="120" w:after="120"/>
+        <w:spacing w:lineRule="auto" w:line="326" w:before="120" w:after="120"/>
         <w:ind w:hanging="0" w:start="0" w:end="0"/>
         <w:rPr>
           <w:rFonts w:ascii="Google Sans;sans-serif" w:hAnsi="Google Sans;sans-serif"/>
           <w:b/>
+          <w:i w:val="false"/>
           <w:i w:val="false"/>
           <w:caps w:val="false"/>
           <w:smallCaps w:val="false"/>
@@ -2866,17 +2419,16 @@
           <w:ilvl w:val="0"/>
           <w:numId w:val="6"/>
         </w:numPr>
-        <w:pBdr/>
-        <w:tabs>
-          <w:tab w:val="clear" w:pos="709"/>
+        <w:tabs>
           <w:tab w:val="left" w:pos="709" w:leader="none"/>
         </w:tabs>
         <w:bidi w:val="0"/>
-        <w:spacing w:lineRule="auto" w:line="328" w:before="0" w:after="0"/>
+        <w:spacing w:lineRule="auto" w:line="326" w:before="0" w:after="0"/>
         <w:ind w:hanging="283" w:start="709" w:end="0"/>
         <w:rPr>
           <w:rFonts w:ascii="Arial;sans-serif" w:hAnsi="Arial;sans-serif"/>
           <w:b w:val="false"/>
+          <w:i w:val="false"/>
           <w:i w:val="false"/>
           <w:caps w:val="false"/>
           <w:smallCaps w:val="false"/>
@@ -2947,18 +2499,17 @@
           <w:ilvl w:val="0"/>
           <w:numId w:val="6"/>
         </w:numPr>
-        <w:pBdr/>
-        <w:tabs>
-          <w:tab w:val="clear" w:pos="709"/>
+        <w:tabs>
           <w:tab w:val="left" w:pos="709" w:leader="none"/>
         </w:tabs>
         <w:bidi w:val="0"/>
-        <w:spacing w:lineRule="auto" w:line="328" w:before="0" w:after="120"/>
+        <w:spacing w:lineRule="auto" w:line="326" w:before="0" w:after="120"/>
         <w:ind w:hanging="283" w:start="709" w:end="0"/>
         <w:rPr>
           <w:rFonts w:ascii="Arial;sans-serif" w:hAnsi="Arial;sans-serif"/>
           <w:b w:val="false"/>
           <w:i w:val="false"/>
+          <w:i w:val="false"/>
           <w:caps w:val="false"/>
           <w:smallCaps w:val="false"/>
           <w:strike w:val="false"/>
@@ -3025,12 +2576,13 @@
       <w:pPr>
         <w:pStyle w:val="Heading2"/>
         <w:bidi w:val="0"/>
-        <w:spacing w:lineRule="auto" w:line="328" w:before="120" w:after="120"/>
+        <w:spacing w:lineRule="auto" w:line="326" w:before="120" w:after="120"/>
         <w:ind w:hanging="0" w:start="0" w:end="0"/>
         <w:rPr>
           <w:rFonts w:ascii="Google Sans;sans-serif" w:hAnsi="Google Sans;sans-serif"/>
           <w:b/>
           <w:i w:val="false"/>
+          <w:i w:val="false"/>
           <w:caps w:val="false"/>
           <w:smallCaps w:val="false"/>
           <w:strike w:val="false"/>
@@ -3064,12 +2616,13 @@
       <w:pPr>
         <w:pStyle w:val="Heading3"/>
         <w:bidi w:val="0"/>
-        <w:spacing w:lineRule="auto" w:line="328" w:before="0" w:after="120"/>
+        <w:spacing w:lineRule="auto" w:line="326" w:before="0" w:after="120"/>
         <w:ind w:hanging="0" w:start="0" w:end="0"/>
         <w:rPr>
           <w:rFonts w:ascii="Google Sans;sans-serif" w:hAnsi="Google Sans;sans-serif"/>
           <w:b/>
           <w:i w:val="false"/>
+          <w:i w:val="false"/>
           <w:caps w:val="false"/>
           <w:smallCaps w:val="false"/>
           <w:strike w:val="false"/>
@@ -3103,7 +2656,7 @@
       <w:pPr>
         <w:pStyle w:val="BodyText"/>
         <w:bidi w:val="0"/>
-        <w:spacing w:lineRule="auto" w:line="328" w:before="0" w:after="120"/>
+        <w:spacing w:lineRule="auto" w:line="326" w:before="0" w:after="120"/>
         <w:ind w:hanging="0" w:start="0" w:end="0"/>
         <w:rPr>
           <w:b w:val="false"/>
@@ -3182,17 +2735,16 @@
           <w:ilvl w:val="0"/>
           <w:numId w:val="7"/>
         </w:numPr>
-        <w:pBdr/>
-        <w:tabs>
-          <w:tab w:val="clear" w:pos="709"/>
+        <w:tabs>
           <w:tab w:val="left" w:pos="709" w:leader="none"/>
         </w:tabs>
         <w:bidi w:val="0"/>
-        <w:spacing w:lineRule="auto" w:line="328" w:before="0" w:after="0"/>
+        <w:spacing w:lineRule="auto" w:line="326" w:before="0" w:after="0"/>
         <w:ind w:hanging="283" w:start="709" w:end="0"/>
         <w:rPr>
           <w:rFonts w:ascii="Arial;sans-serif" w:hAnsi="Arial;sans-serif"/>
           <w:b w:val="false"/>
+          <w:i w:val="false"/>
           <w:i w:val="false"/>
           <w:caps w:val="false"/>
           <w:smallCaps w:val="false"/>
@@ -3263,17 +2815,16 @@
           <w:ilvl w:val="0"/>
           <w:numId w:val="7"/>
         </w:numPr>
-        <w:pBdr/>
-        <w:tabs>
-          <w:tab w:val="clear" w:pos="709"/>
+        <w:tabs>
           <w:tab w:val="left" w:pos="709" w:leader="none"/>
         </w:tabs>
         <w:bidi w:val="0"/>
-        <w:spacing w:lineRule="auto" w:line="328" w:before="0" w:after="0"/>
+        <w:spacing w:lineRule="auto" w:line="326" w:before="0" w:after="0"/>
         <w:ind w:hanging="283" w:start="709" w:end="0"/>
         <w:rPr>
           <w:rFonts w:ascii="Arial;sans-serif" w:hAnsi="Arial;sans-serif"/>
           <w:b w:val="false"/>
+          <w:i w:val="false"/>
           <w:i w:val="false"/>
           <w:caps w:val="false"/>
           <w:smallCaps w:val="false"/>
@@ -3344,18 +2895,17 @@
           <w:ilvl w:val="0"/>
           <w:numId w:val="7"/>
         </w:numPr>
-        <w:pBdr/>
-        <w:tabs>
-          <w:tab w:val="clear" w:pos="709"/>
+        <w:tabs>
           <w:tab w:val="left" w:pos="709" w:leader="none"/>
         </w:tabs>
         <w:bidi w:val="0"/>
-        <w:spacing w:lineRule="auto" w:line="328" w:before="0" w:after="120"/>
+        <w:spacing w:lineRule="auto" w:line="326" w:before="0" w:after="120"/>
         <w:ind w:hanging="283" w:start="709" w:end="0"/>
         <w:rPr>
           <w:rFonts w:ascii="Arial;sans-serif" w:hAnsi="Arial;sans-serif"/>
           <w:b w:val="false"/>
           <w:i w:val="false"/>
+          <w:i w:val="false"/>
           <w:caps w:val="false"/>
           <w:smallCaps w:val="false"/>
           <w:strike w:val="false"/>
@@ -3422,12 +2972,13 @@
       <w:pPr>
         <w:pStyle w:val="Heading2"/>
         <w:bidi w:val="0"/>
-        <w:spacing w:lineRule="auto" w:line="328" w:before="120" w:after="120"/>
+        <w:spacing w:lineRule="auto" w:line="326" w:before="120" w:after="120"/>
         <w:ind w:hanging="0" w:start="0" w:end="0"/>
         <w:rPr>
           <w:rFonts w:ascii="Google Sans;sans-serif" w:hAnsi="Google Sans;sans-serif"/>
           <w:b/>
           <w:i w:val="false"/>
+          <w:i w:val="false"/>
           <w:caps w:val="false"/>
           <w:smallCaps w:val="false"/>
           <w:strike w:val="false"/>
@@ -3461,11 +3012,12 @@
       <w:pPr>
         <w:pStyle w:val="Heading3"/>
         <w:bidi w:val="0"/>
-        <w:spacing w:lineRule="auto" w:line="328" w:before="0" w:after="120"/>
+        <w:spacing w:lineRule="auto" w:line="326" w:before="0" w:after="120"/>
         <w:ind w:hanging="0" w:start="0" w:end="0"/>
         <w:rPr>
           <w:rFonts w:ascii="Google Sans;sans-serif" w:hAnsi="Google Sans;sans-serif"/>
           <w:b/>
+          <w:i w:val="false"/>
           <w:i w:val="false"/>
           <w:caps w:val="false"/>
           <w:smallCaps w:val="false"/>
@@ -3503,18 +3055,17 @@
           <w:ilvl w:val="0"/>
           <w:numId w:val="8"/>
         </w:numPr>
-        <w:pBdr/>
-        <w:tabs>
-          <w:tab w:val="clear" w:pos="709"/>
+        <w:tabs>
           <w:tab w:val="left" w:pos="709" w:leader="none"/>
         </w:tabs>
         <w:bidi w:val="0"/>
-        <w:spacing w:lineRule="auto" w:line="328" w:before="0" w:after="0"/>
+        <w:spacing w:lineRule="auto" w:line="326" w:before="0" w:after="0"/>
         <w:ind w:hanging="283" w:start="709" w:end="0"/>
         <w:rPr>
           <w:rFonts w:ascii="Arial;sans-serif" w:hAnsi="Arial;sans-serif"/>
           <w:b w:val="false"/>
           <w:i w:val="false"/>
+          <w:i w:val="false"/>
           <w:caps w:val="false"/>
           <w:smallCaps w:val="false"/>
           <w:strike w:val="false"/>
@@ -3561,14 +3112,14 @@
       </w:r>
       <w:r>
         <w:rPr>
-          <w:rFonts w:ascii="Google Sans Text;sans-serif" w:hAnsi="Google Sans Text;sans-serif"/>
-          <w:b w:val="false"/>
-          <w:i w:val="false"/>
-          <w:caps w:val="false"/>
-          <w:smallCaps w:val="false"/>
-          <w:strike w:val="false"/>
-          <w:dstrike w:val="false"/>
-          <w:color w:val="1F1F1F"/>
+          <w:rFonts w:ascii="Arial;sans-serif" w:hAnsi="Arial;sans-serif"/>
+          <w:b w:val="false"/>
+          <w:i w:val="false"/>
+          <w:caps w:val="false"/>
+          <w:smallCaps w:val="false"/>
+          <w:strike w:val="false"/>
+          <w:dstrike w:val="false"/>
+          <w:color w:val="000000"/>
           <w:sz w:val="22"/>
           <w:u w:val="none"/>
           <w:effect w:val="none"/>
@@ -3584,17 +3135,16 @@
           <w:ilvl w:val="0"/>
           <w:numId w:val="8"/>
         </w:numPr>
-        <w:pBdr/>
-        <w:tabs>
-          <w:tab w:val="clear" w:pos="709"/>
+        <w:tabs>
           <w:tab w:val="left" w:pos="709" w:leader="none"/>
         </w:tabs>
         <w:bidi w:val="0"/>
-        <w:spacing w:lineRule="auto" w:line="328" w:before="0" w:after="0"/>
+        <w:spacing w:lineRule="auto" w:line="326" w:before="0" w:after="0"/>
         <w:ind w:hanging="283" w:start="709" w:end="0"/>
         <w:rPr>
           <w:rFonts w:ascii="Arial;sans-serif" w:hAnsi="Arial;sans-serif"/>
           <w:b w:val="false"/>
+          <w:i w:val="false"/>
           <w:i w:val="false"/>
           <w:caps w:val="false"/>
           <w:smallCaps w:val="false"/>
@@ -3665,18 +3215,17 @@
           <w:ilvl w:val="0"/>
           <w:numId w:val="8"/>
         </w:numPr>
-        <w:pBdr/>
-        <w:tabs>
-          <w:tab w:val="clear" w:pos="709"/>
+        <w:tabs>
           <w:tab w:val="left" w:pos="709" w:leader="none"/>
         </w:tabs>
         <w:bidi w:val="0"/>
-        <w:spacing w:lineRule="auto" w:line="328" w:before="0" w:after="120"/>
+        <w:spacing w:lineRule="auto" w:line="326" w:before="0" w:after="120"/>
         <w:ind w:hanging="283" w:start="709" w:end="0"/>
         <w:rPr>
           <w:rFonts w:ascii="Arial;sans-serif" w:hAnsi="Arial;sans-serif"/>
           <w:b w:val="false"/>
           <w:i w:val="false"/>
+          <w:i w:val="false"/>
           <w:caps w:val="false"/>
           <w:smallCaps w:val="false"/>
           <w:strike w:val="false"/>
@@ -3743,12 +3292,13 @@
       <w:pPr>
         <w:pStyle w:val="Heading3"/>
         <w:bidi w:val="0"/>
-        <w:spacing w:lineRule="auto" w:line="328" w:before="120" w:after="120"/>
+        <w:spacing w:lineRule="auto" w:line="326" w:before="120" w:after="120"/>
         <w:ind w:hanging="0" w:start="0" w:end="0"/>
         <w:rPr>
           <w:rFonts w:ascii="Google Sans;sans-serif" w:hAnsi="Google Sans;sans-serif"/>
           <w:b/>
           <w:i w:val="false"/>
+          <w:i w:val="false"/>
           <w:caps w:val="false"/>
           <w:smallCaps w:val="false"/>
           <w:strike w:val="false"/>
@@ -3782,11 +3332,12 @@
       <w:pPr>
         <w:pStyle w:val="BodyText"/>
         <w:bidi w:val="0"/>
-        <w:spacing w:lineRule="auto" w:line="328" w:before="0" w:after="120"/>
+        <w:spacing w:lineRule="auto" w:line="326" w:before="0" w:after="120"/>
         <w:ind w:hanging="0" w:start="0" w:end="0"/>
         <w:rPr>
           <w:rFonts w:ascii="Google Sans Text;sans-serif" w:hAnsi="Google Sans Text;sans-serif"/>
           <w:b w:val="false"/>
+          <w:i w:val="false"/>
           <w:i w:val="false"/>
           <w:caps w:val="false"/>
           <w:smallCaps w:val="false"/>
@@ -3824,17 +3375,16 @@
           <w:ilvl w:val="0"/>
           <w:numId w:val="9"/>
         </w:numPr>
-        <w:pBdr/>
-        <w:tabs>
-          <w:tab w:val="clear" w:pos="709"/>
+        <w:tabs>
           <w:tab w:val="left" w:pos="709" w:leader="none"/>
         </w:tabs>
         <w:bidi w:val="0"/>
-        <w:spacing w:lineRule="auto" w:line="328" w:before="0" w:after="0"/>
+        <w:spacing w:lineRule="auto" w:line="326" w:before="0" w:after="0"/>
         <w:ind w:hanging="283" w:start="709" w:end="0"/>
         <w:rPr>
           <w:rFonts w:ascii="Arial;sans-serif" w:hAnsi="Arial;sans-serif"/>
           <w:b w:val="false"/>
+          <w:i w:val="false"/>
           <w:i w:val="false"/>
           <w:caps w:val="false"/>
           <w:smallCaps w:val="false"/>
@@ -3905,17 +3455,16 @@
           <w:ilvl w:val="0"/>
           <w:numId w:val="9"/>
         </w:numPr>
-        <w:pBdr/>
-        <w:tabs>
-          <w:tab w:val="clear" w:pos="709"/>
+        <w:tabs>
           <w:tab w:val="left" w:pos="709" w:leader="none"/>
         </w:tabs>
         <w:bidi w:val="0"/>
-        <w:spacing w:lineRule="auto" w:line="328" w:before="0" w:after="0"/>
+        <w:spacing w:lineRule="auto" w:line="326" w:before="0" w:after="0"/>
         <w:ind w:hanging="283" w:start="709" w:end="0"/>
         <w:rPr>
           <w:rFonts w:ascii="Arial;sans-serif" w:hAnsi="Arial;sans-serif"/>
           <w:b w:val="false"/>
+          <w:i w:val="false"/>
           <w:i w:val="false"/>
           <w:caps w:val="false"/>
           <w:smallCaps w:val="false"/>
@@ -3986,17 +3535,16 @@
           <w:ilvl w:val="0"/>
           <w:numId w:val="9"/>
         </w:numPr>
-        <w:pBdr/>
-        <w:tabs>
-          <w:tab w:val="clear" w:pos="709"/>
+        <w:tabs>
           <w:tab w:val="left" w:pos="709" w:leader="none"/>
         </w:tabs>
         <w:bidi w:val="0"/>
-        <w:spacing w:lineRule="auto" w:line="328" w:before="0" w:after="0"/>
+        <w:spacing w:lineRule="auto" w:line="326" w:before="0" w:after="0"/>
         <w:ind w:hanging="283" w:start="709" w:end="0"/>
         <w:rPr>
           <w:rFonts w:ascii="Arial;sans-serif" w:hAnsi="Arial;sans-serif"/>
           <w:b w:val="false"/>
+          <w:i w:val="false"/>
           <w:i w:val="false"/>
           <w:caps w:val="false"/>
           <w:smallCaps w:val="false"/>
@@ -4067,17 +3615,16 @@
           <w:ilvl w:val="0"/>
           <w:numId w:val="9"/>
         </w:numPr>
-        <w:pBdr/>
-        <w:tabs>
-          <w:tab w:val="clear" w:pos="709"/>
+        <w:tabs>
           <w:tab w:val="left" w:pos="709" w:leader="none"/>
         </w:tabs>
         <w:bidi w:val="0"/>
-        <w:spacing w:lineRule="auto" w:line="328" w:before="0" w:after="0"/>
+        <w:spacing w:lineRule="auto" w:line="326" w:before="0" w:after="0"/>
         <w:ind w:hanging="283" w:start="709" w:end="0"/>
         <w:rPr>
           <w:rFonts w:ascii="Arial;sans-serif" w:hAnsi="Arial;sans-serif"/>
           <w:b w:val="false"/>
+          <w:i w:val="false"/>
           <w:i w:val="false"/>
           <w:caps w:val="false"/>
           <w:smallCaps w:val="false"/>
@@ -4148,17 +3695,16 @@
           <w:ilvl w:val="0"/>
           <w:numId w:val="9"/>
         </w:numPr>
-        <w:pBdr/>
-        <w:tabs>
-          <w:tab w:val="clear" w:pos="709"/>
+        <w:tabs>
           <w:tab w:val="left" w:pos="709" w:leader="none"/>
         </w:tabs>
         <w:bidi w:val="0"/>
-        <w:spacing w:lineRule="auto" w:line="328" w:before="0" w:after="0"/>
+        <w:spacing w:lineRule="auto" w:line="326" w:before="0" w:after="0"/>
         <w:ind w:hanging="283" w:start="709" w:end="0"/>
         <w:rPr>
           <w:rFonts w:ascii="Arial;sans-serif" w:hAnsi="Arial;sans-serif"/>
           <w:b w:val="false"/>
+          <w:i w:val="false"/>
           <w:i w:val="false"/>
           <w:caps w:val="false"/>
           <w:smallCaps w:val="false"/>
@@ -4229,17 +3775,16 @@
           <w:ilvl w:val="0"/>
           <w:numId w:val="9"/>
         </w:numPr>
-        <w:pBdr/>
-        <w:tabs>
-          <w:tab w:val="clear" w:pos="709"/>
+        <w:tabs>
           <w:tab w:val="left" w:pos="709" w:leader="none"/>
         </w:tabs>
         <w:bidi w:val="0"/>
-        <w:spacing w:lineRule="auto" w:line="328" w:before="0" w:after="0"/>
+        <w:spacing w:lineRule="auto" w:line="326" w:before="0" w:after="0"/>
         <w:ind w:hanging="283" w:start="709" w:end="0"/>
         <w:rPr>
           <w:rFonts w:ascii="Google Sans Text;sans-serif" w:hAnsi="Google Sans Text;sans-serif"/>
           <w:b/>
+          <w:i w:val="false"/>
           <w:i w:val="false"/>
           <w:caps w:val="false"/>
           <w:smallCaps w:val="false"/>
@@ -4277,17 +3822,17 @@
           <w:ilvl w:val="0"/>
           <w:numId w:val="10"/>
         </w:numPr>
-        <w:pBdr/>
         <w:tabs>
           <w:tab w:val="clear" w:pos="709"/>
           <w:tab w:val="left" w:pos="859" w:leader="none"/>
         </w:tabs>
         <w:bidi w:val="0"/>
-        <w:spacing w:lineRule="auto" w:line="328" w:before="0" w:after="0"/>
+        <w:spacing w:lineRule="auto" w:line="326" w:before="0" w:after="0"/>
         <w:ind w:hanging="283" w:start="859" w:end="0"/>
         <w:rPr>
           <w:rFonts w:ascii="Arial;sans-serif" w:hAnsi="Arial;sans-serif"/>
           <w:b w:val="false"/>
+          <w:i w:val="false"/>
           <w:i w:val="false"/>
           <w:caps w:val="false"/>
           <w:smallCaps w:val="false"/>
@@ -4375,18 +3920,18 @@
           <w:ilvl w:val="0"/>
           <w:numId w:val="10"/>
         </w:numPr>
-        <w:pBdr/>
         <w:tabs>
           <w:tab w:val="clear" w:pos="709"/>
           <w:tab w:val="left" w:pos="859" w:leader="none"/>
         </w:tabs>
         <w:bidi w:val="0"/>
-        <w:spacing w:lineRule="auto" w:line="328" w:before="0" w:after="120"/>
+        <w:spacing w:lineRule="auto" w:line="326" w:before="0" w:after="120"/>
         <w:ind w:hanging="283" w:start="859" w:end="0"/>
         <w:rPr>
           <w:rFonts w:ascii="Arial;sans-serif" w:hAnsi="Arial;sans-serif"/>
           <w:b w:val="false"/>
           <w:i w:val="false"/>
+          <w:i w:val="false"/>
           <w:caps w:val="false"/>
           <w:smallCaps w:val="false"/>
           <w:strike w:val="false"/>
@@ -4470,12 +4015,13 @@
       <w:pPr>
         <w:pStyle w:val="Heading2"/>
         <w:bidi w:val="0"/>
-        <w:spacing w:lineRule="auto" w:line="328" w:before="120" w:after="120"/>
+        <w:spacing w:lineRule="auto" w:line="326" w:before="120" w:after="120"/>
         <w:ind w:hanging="0" w:start="0" w:end="0"/>
         <w:rPr>
           <w:rFonts w:ascii="Google Sans;sans-serif" w:hAnsi="Google Sans;sans-serif"/>
           <w:b/>
           <w:i w:val="false"/>
+          <w:i w:val="false"/>
           <w:caps w:val="false"/>
           <w:smallCaps w:val="false"/>
           <w:strike w:val="false"/>
@@ -4509,12 +4055,13 @@
       <w:pPr>
         <w:pStyle w:val="Heading3"/>
         <w:bidi w:val="0"/>
-        <w:spacing w:lineRule="auto" w:line="328" w:before="0" w:after="120"/>
+        <w:spacing w:lineRule="auto" w:line="326" w:before="0" w:after="120"/>
         <w:ind w:hanging="0" w:start="0" w:end="0"/>
         <w:rPr>
           <w:rFonts w:ascii="Google Sans;sans-serif" w:hAnsi="Google Sans;sans-serif"/>
           <w:b/>
           <w:i w:val="false"/>
+          <w:i w:val="false"/>
           <w:caps w:val="false"/>
           <w:smallCaps w:val="false"/>
           <w:strike w:val="false"/>
@@ -4548,11 +4095,12 @@
       <w:pPr>
         <w:pStyle w:val="BodyText"/>
         <w:bidi w:val="0"/>
-        <w:spacing w:lineRule="auto" w:line="328" w:before="0" w:after="240"/>
+        <w:spacing w:lineRule="auto" w:line="326" w:before="0" w:after="240"/>
         <w:ind w:hanging="0" w:start="0" w:end="0"/>
         <w:rPr>
           <w:rFonts w:ascii="Google Sans Text;sans-serif" w:hAnsi="Google Sans Text;sans-serif"/>
           <w:b w:val="false"/>
+          <w:i w:val="false"/>
           <w:i w:val="false"/>
           <w:caps w:val="false"/>
           <w:smallCaps w:val="false"/>
@@ -4582,10 +4130,76 @@
         </w:rPr>
         <w:t># Check if pods are running</w:t>
         <w:br/>
-        <w:t>kubectl get pods -l app=heart-disease</w:t>
+        <w:t>kubectl get pods -</w:t>
+      </w:r>
+      <w:r>
+        <w:rPr>
+          <w:rFonts w:ascii="Google Sans Text;sans-serif" w:hAnsi="Google Sans Text;sans-serif"/>
+          <w:b w:val="false"/>
+          <w:i w:val="false"/>
+          <w:caps w:val="false"/>
+          <w:smallCaps w:val="false"/>
+          <w:strike w:val="false"/>
+          <w:dstrike w:val="false"/>
+          <w:color w:val="1F1F1F"/>
+          <w:sz w:val="22"/>
+          <w:u w:val="none"/>
+          <w:effect w:val="none"/>
+          <w:shd w:fill="auto" w:val="clear"/>
+        </w:rPr>
+        <w:t>n default</w:t>
+      </w:r>
+      <w:r>
+        <w:rPr>
+          <w:rFonts w:ascii="Google Sans Text;sans-serif" w:hAnsi="Google Sans Text;sans-serif"/>
+          <w:b w:val="false"/>
+          <w:i w:val="false"/>
+          <w:caps w:val="false"/>
+          <w:smallCaps w:val="false"/>
+          <w:strike w:val="false"/>
+          <w:dstrike w:val="false"/>
+          <w:color w:val="1F1F1F"/>
+          <w:sz w:val="22"/>
+          <w:u w:val="none"/>
+          <w:effect w:val="none"/>
+          <w:shd w:fill="auto" w:val="clear"/>
+        </w:rPr>
         <w:br/>
         <w:br/>
-        <w:t># Verify the public LoadBalancer IP</w:t>
+        <w:t xml:space="preserve"># Verify the </w:t>
+      </w:r>
+      <w:r>
+        <w:rPr>
+          <w:rFonts w:ascii="Google Sans Text;sans-serif" w:hAnsi="Google Sans Text;sans-serif"/>
+          <w:b w:val="false"/>
+          <w:i w:val="false"/>
+          <w:caps w:val="false"/>
+          <w:smallCaps w:val="false"/>
+          <w:strike w:val="false"/>
+          <w:dstrike w:val="false"/>
+          <w:color w:val="1F1F1F"/>
+          <w:sz w:val="22"/>
+          <w:u w:val="none"/>
+          <w:effect w:val="none"/>
+          <w:shd w:fill="auto" w:val="clear"/>
+        </w:rPr>
+        <w:t>service</w:t>
+      </w:r>
+      <w:r>
+        <w:rPr>
+          <w:rFonts w:ascii="Google Sans Text;sans-serif" w:hAnsi="Google Sans Text;sans-serif"/>
+          <w:b w:val="false"/>
+          <w:i w:val="false"/>
+          <w:caps w:val="false"/>
+          <w:smallCaps w:val="false"/>
+          <w:strike w:val="false"/>
+          <w:dstrike w:val="false"/>
+          <w:color w:val="1F1F1F"/>
+          <w:sz w:val="22"/>
+          <w:u w:val="none"/>
+          <w:effect w:val="none"/>
+          <w:shd w:fill="auto" w:val="clear"/>
+        </w:rPr>
         <w:br/>
         <w:t>kubectl get svc heart-disease-frontend-service</w:t>
       </w:r>
@@ -4594,11 +4208,12 @@
       <w:pPr>
         <w:pStyle w:val="Heading3"/>
         <w:bidi w:val="0"/>
-        <w:spacing w:lineRule="auto" w:line="328" w:before="0" w:after="120"/>
+        <w:spacing w:lineRule="auto" w:line="326" w:before="0" w:after="120"/>
         <w:ind w:hanging="0" w:start="0" w:end="0"/>
         <w:rPr>
           <w:rFonts w:ascii="Google Sans;sans-serif" w:hAnsi="Google Sans;sans-serif"/>
           <w:b/>
+          <w:i w:val="false"/>
           <w:i w:val="false"/>
           <w:caps w:val="false"/>
           <w:smallCaps w:val="false"/>
@@ -4636,17 +4251,16 @@
           <w:ilvl w:val="0"/>
           <w:numId w:val="11"/>
         </w:numPr>
-        <w:pBdr/>
-        <w:tabs>
-          <w:tab w:val="clear" w:pos="709"/>
+        <w:tabs>
           <w:tab w:val="left" w:pos="709" w:leader="none"/>
         </w:tabs>
         <w:bidi w:val="0"/>
-        <w:spacing w:lineRule="auto" w:line="328" w:before="0" w:after="0"/>
+        <w:spacing w:lineRule="auto" w:line="326" w:before="0" w:after="0"/>
         <w:ind w:hanging="283" w:start="709" w:end="0"/>
         <w:rPr>
           <w:rFonts w:ascii="Arial;sans-serif" w:hAnsi="Arial;sans-serif"/>
           <w:b w:val="false"/>
+          <w:i w:val="false"/>
           <w:i w:val="false"/>
           <w:caps w:val="false"/>
           <w:smallCaps w:val="false"/>
@@ -4717,18 +4331,17 @@
           <w:ilvl w:val="0"/>
           <w:numId w:val="11"/>
         </w:numPr>
-        <w:pBdr/>
-        <w:tabs>
-          <w:tab w:val="clear" w:pos="709"/>
+        <w:tabs>
           <w:tab w:val="left" w:pos="709" w:leader="none"/>
         </w:tabs>
         <w:bidi w:val="0"/>
-        <w:spacing w:lineRule="auto" w:line="328" w:before="0" w:after="120"/>
+        <w:spacing w:lineRule="auto" w:line="326" w:before="0" w:after="120"/>
         <w:ind w:hanging="283" w:start="709" w:end="0"/>
         <w:rPr>
           <w:rFonts w:ascii="Arial;sans-serif" w:hAnsi="Arial;sans-serif"/>
           <w:b w:val="false"/>
           <w:i w:val="false"/>
+          <w:i w:val="false"/>
           <w:caps w:val="false"/>
           <w:smallCaps w:val="false"/>
           <w:strike w:val="false"/>
@@ -4795,12 +4408,13 @@
       <w:pPr>
         <w:pStyle w:val="Heading2"/>
         <w:bidi w:val="0"/>
-        <w:spacing w:lineRule="auto" w:line="328" w:before="120" w:after="120"/>
+        <w:spacing w:lineRule="auto" w:line="326" w:before="120" w:after="120"/>
         <w:ind w:hanging="0" w:start="0" w:end="0"/>
         <w:rPr>
           <w:rFonts w:ascii="Google Sans;sans-serif" w:hAnsi="Google Sans;sans-serif"/>
           <w:b/>
           <w:i w:val="false"/>
+          <w:i w:val="false"/>
           <w:caps w:val="false"/>
           <w:smallCaps w:val="false"/>
           <w:strike w:val="false"/>
@@ -4834,11 +4448,12 @@
       <w:pPr>
         <w:pStyle w:val="Heading3"/>
         <w:bidi w:val="0"/>
-        <w:spacing w:lineRule="auto" w:line="328" w:before="0" w:after="120"/>
+        <w:spacing w:lineRule="auto" w:line="326" w:before="0" w:after="120"/>
         <w:ind w:hanging="0" w:start="0" w:end="0"/>
         <w:rPr>
           <w:rFonts w:ascii="Google Sans;sans-serif" w:hAnsi="Google Sans;sans-serif"/>
           <w:b/>
+          <w:i w:val="false"/>
           <w:i w:val="false"/>
           <w:caps w:val="false"/>
           <w:smallCaps w:val="false"/>
@@ -4876,13 +4491,11 @@
           <w:ilvl w:val="0"/>
           <w:numId w:val="12"/>
         </w:numPr>
-        <w:pBdr/>
-        <w:tabs>
-          <w:tab w:val="clear" w:pos="709"/>
+        <w:tabs>
           <w:tab w:val="left" w:pos="709" w:leader="none"/>
         </w:tabs>
         <w:bidi w:val="0"/>
-        <w:spacing w:lineRule="auto" w:line="328" w:before="0" w:after="0"/>
+        <w:spacing w:lineRule="auto" w:line="326" w:before="0" w:after="0"/>
         <w:ind w:hanging="283" w:start="709" w:end="0"/>
         <w:rPr/>
       </w:pPr>
@@ -4948,13 +4561,11 @@
           <w:ilvl w:val="0"/>
           <w:numId w:val="12"/>
         </w:numPr>
-        <w:pBdr/>
-        <w:tabs>
-          <w:tab w:val="clear" w:pos="709"/>
+        <w:tabs>
           <w:tab w:val="left" w:pos="709" w:leader="none"/>
         </w:tabs>
         <w:bidi w:val="0"/>
-        <w:spacing w:lineRule="auto" w:line="328" w:before="0" w:after="120"/>
+        <w:spacing w:lineRule="auto" w:line="326" w:before="0" w:after="120"/>
         <w:ind w:hanging="283" w:start="709" w:end="0"/>
         <w:rPr/>
       </w:pPr>
@@ -5017,12 +4628,13 @@
       <w:pPr>
         <w:pStyle w:val="Heading3"/>
         <w:bidi w:val="0"/>
-        <w:spacing w:lineRule="auto" w:line="328" w:before="120" w:after="120"/>
+        <w:spacing w:lineRule="auto" w:line="326" w:before="120" w:after="120"/>
         <w:ind w:hanging="0" w:start="0" w:end="0"/>
         <w:rPr>
           <w:rFonts w:ascii="Google Sans;sans-serif" w:hAnsi="Google Sans;sans-serif"/>
           <w:b/>
           <w:i w:val="false"/>
+          <w:i w:val="false"/>
           <w:caps w:val="false"/>
           <w:smallCaps w:val="false"/>
           <w:strike w:val="false"/>
@@ -5056,39 +4668,40 @@
       <w:pPr>
         <w:pStyle w:val="BodyText"/>
         <w:bidi w:val="0"/>
-        <w:spacing w:lineRule="auto" w:line="328" w:before="0" w:after="240"/>
+        <w:spacing w:lineRule="auto" w:line="326" w:before="0" w:after="240"/>
         <w:ind w:hanging="0" w:start="0" w:end="0"/>
         <w:rPr>
           <w:rFonts w:ascii="Google Sans Text;sans-serif" w:hAnsi="Google Sans Text;sans-serif"/>
           <w:b w:val="false"/>
           <w:i w:val="false"/>
-          <w:caps w:val="false"/>
-          <w:smallCaps w:val="false"/>
-          <w:strike w:val="false"/>
-          <w:dstrike w:val="false"/>
-          <w:color w:val="1F1F1F"/>
-          <w:sz w:val="22"/>
-          <w:u w:val="none"/>
-          <w:effect w:val="none"/>
-          <w:shd w:fill="auto" w:val="clear"/>
-        </w:rPr>
-      </w:pPr>
-      <w:r>
-        <w:rPr>
-          <w:rFonts w:ascii="Google Sans Text;sans-serif" w:hAnsi="Google Sans Text;sans-serif"/>
-          <w:b w:val="false"/>
-          <w:i w:val="false"/>
-          <w:caps w:val="false"/>
-          <w:smallCaps w:val="false"/>
-          <w:strike w:val="false"/>
-          <w:dstrike w:val="false"/>
-          <w:color w:val="1F1F1F"/>
-          <w:sz w:val="22"/>
-          <w:u w:val="none"/>
-          <w:effect w:val="none"/>
-          <w:shd w:fill="auto" w:val="clear"/>
-        </w:rPr>
-        <w:t>git clone git@github.com:2024ab05112/heart-disease-app.git</w:t>
+          <w:i w:val="false"/>
+          <w:caps w:val="false"/>
+          <w:smallCaps w:val="false"/>
+          <w:strike w:val="false"/>
+          <w:dstrike w:val="false"/>
+          <w:color w:val="1F1F1F"/>
+          <w:sz w:val="22"/>
+          <w:u w:val="none"/>
+          <w:effect w:val="none"/>
+          <w:shd w:fill="auto" w:val="clear"/>
+        </w:rPr>
+      </w:pPr>
+      <w:r>
+        <w:rPr>
+          <w:rFonts w:ascii="Google Sans Text;sans-serif" w:hAnsi="Google Sans Text;sans-serif"/>
+          <w:b w:val="false"/>
+          <w:i w:val="false"/>
+          <w:caps w:val="false"/>
+          <w:smallCaps w:val="false"/>
+          <w:strike w:val="false"/>
+          <w:dstrike w:val="false"/>
+          <w:color w:val="1F1F1F"/>
+          <w:sz w:val="22"/>
+          <w:u w:val="none"/>
+          <w:effect w:val="none"/>
+          <w:shd w:fill="auto" w:val="clear"/>
+        </w:rPr>
+        <w:t>git clone https://github.com/GAURAVSHARMALINUX/Heart-Disease-Prediction.git</w:t>
         <w:br/>
         <w:t>cd heart-disease-app/backend</w:t>
         <w:br/>
@@ -5103,11 +4716,12 @@
       <w:pPr>
         <w:pStyle w:val="BodyText"/>
         <w:bidi w:val="0"/>
-        <w:spacing w:lineRule="auto" w:line="328" w:before="0" w:after="240"/>
+        <w:spacing w:lineRule="auto" w:line="326" w:before="0" w:after="240"/>
         <w:ind w:hanging="0" w:start="0" w:end="0"/>
         <w:rPr>
           <w:rFonts w:ascii="Google Sans Text;sans-serif" w:hAnsi="Google Sans Text;sans-serif"/>
           <w:b/>
+          <w:i w:val="false"/>
           <w:i w:val="false"/>
           <w:caps w:val="false"/>
           <w:smallCaps w:val="false"/>
@@ -5147,7 +4761,6 @@
         <w:rPr/>
       </w:pPr>
       <w:r>
-        <w:rPr/>
         <w:drawing>
           <wp:anchor behindDoc="0" distT="0" distB="0" distL="0" distR="0" simplePos="0" locked="0" layoutInCell="0" allowOverlap="1" relativeHeight="2">
             <wp:simplePos x="0" y="0"/>
@@ -5206,6 +4819,7 @@
       <w:pgNumType w:fmt="decimal"/>
       <w:formProt w:val="false"/>
       <w:textDirection w:val="lrTb"/>
+      <w:docGrid w:type="default" w:linePitch="100" w:charSpace="0"/>
     </w:sectPr>
   </w:body>
 </w:document>
@@ -6824,7 +6438,6 @@
   <w:abstractNum w:abstractNumId="13">
     <w:lvl w:ilvl="0">
       <w:start w:val="1"/>
-      <w:pStyle w:val="Heading1"/>
       <w:numFmt w:val="none"/>
       <w:suff w:val="nothing"/>
       <w:lvlText w:val=""/>
@@ -6838,7 +6451,6 @@
     </w:lvl>
     <w:lvl w:ilvl="1">
       <w:start w:val="1"/>
-      <w:pStyle w:val="Heading2"/>
       <w:numFmt w:val="none"/>
       <w:suff w:val="nothing"/>
       <w:lvlText w:val=""/>
@@ -6852,7 +6464,6 @@
     </w:lvl>
     <w:lvl w:ilvl="2">
       <w:start w:val="1"/>
-      <w:pStyle w:val="Heading3"/>
       <w:numFmt w:val="none"/>
       <w:suff w:val="nothing"/>
       <w:lvlText w:val=""/>
@@ -6999,7 +6610,6 @@
     </w:rPrDefault>
     <w:pPrDefault>
       <w:pPr>
-        <w:widowControl/>
         <w:suppressAutoHyphens w:val="true"/>
       </w:pPr>
     </w:pPrDefault>
@@ -7009,7 +6619,10 @@
     <w:qFormat/>
     <w:pPr>
       <w:widowControl/>
+      <w:suppressAutoHyphens w:val="true"/>
       <w:bidi w:val="0"/>
+      <w:spacing w:before="0" w:after="0"/>
+      <w:jc w:val="start"/>
     </w:pPr>
     <w:rPr>
       <w:rFonts w:ascii="Liberation Serif" w:hAnsi="Liberation Serif" w:eastAsia="Noto Serif CJK SC" w:cs="Noto Sans Devanagari"/>

--- a/docs/Project_Documentation.docx
+++ b/docs/Project_Documentation.docx
@@ -4812,6 +4812,29 @@
         <w:br/>
       </w:r>
     </w:p>
+    <w:p>
+      <w:pPr>
+        <w:pStyle w:val="Heading1"/>
+      </w:pPr>
+      <w:r>
+        <w:t>Important Project Links</w:t>
+      </w:r>
+    </w:p>
+    <w:p>
+      <w:r>
+        <w:t>GitHub Repository: https://github.com/GAURAVSHARMALINUX/Heart-Disease-Prediction</w:t>
+      </w:r>
+    </w:p>
+    <w:p>
+      <w:r>
+        <w:t>Live Application URL: http://heart-disease-2024ab05112.centralindia.cloudapp.azure.com/</w:t>
+      </w:r>
+    </w:p>
+    <w:p>
+      <w:r>
+        <w:t>Video Walkthrough: https://drive.google.com/file/d/1a55ev7WZ6MFO6AN7pAEagmvFxSHVreZj/view</w:t>
+      </w:r>
+    </w:p>
     <w:sectPr>
       <w:type w:val="nextPage"/>
       <w:pgSz w:w="11906" w:h="16838"/>
